--- a/legal/02-website/05_PHU_LUC_WEBSITE.docx
+++ b/legal/02-website/05_PHU_LUC_WEBSITE.docx
@@ -2,24 +2,172 @@
 <file path=word/document.xml><?xml version="1.0" encoding="utf-8"?>
 <w:document xmlns:wpc="http://schemas.microsoft.com/office/word/2010/wordprocessingCanvas" xmlns:mo="http://schemas.microsoft.com/office/mac/office/2008/main" xmlns:mc="http://schemas.openxmlformats.org/markup-compatibility/2006" xmlns:mv="urn:schemas-microsoft-com:mac:vml" xmlns:o="urn:schemas-microsoft-com:office:office" xmlns:r="http://schemas.openxmlformats.org/officeDocument/2006/relationships" xmlns:m="http://schemas.openxmlformats.org/officeDocument/2006/math" xmlns:v="urn:schemas-microsoft-com:vml" xmlns:wp14="http://schemas.microsoft.com/office/word/2010/wordprocessingDrawing" xmlns:wp="http://schemas.openxmlformats.org/drawingml/2006/wordprocessingDrawing" xmlns:w10="urn:schemas-microsoft-com:office:word" xmlns:w="http://schemas.openxmlformats.org/wordprocessingml/2006/main" xmlns:w14="http://schemas.microsoft.com/office/word/2010/wordml" xmlns:wpg="http://schemas.microsoft.com/office/word/2010/wordprocessingGroup" xmlns:wpi="http://schemas.microsoft.com/office/word/2010/wordprocessingInk" xmlns:wne="http://schemas.microsoft.com/office/word/2006/wordml" xmlns:wps="http://schemas.microsoft.com/office/word/2010/wordprocessingShape" mc:Ignorable="w14 wp14">
   <w:body>
+    <w:tbl>
+      <w:tblPr>
+        <w:tblW w:type="auto" w:w="0"/>
+        <w:jc w:val="center"/>
+        <w:tblLook w:firstColumn="1" w:firstRow="1" w:lastColumn="0" w:lastRow="0" w:noHBand="0" w:noVBand="1" w:val="04A0"/>
+        <w:tblBorders>
+          <w:top w:val="none"/>
+          <w:bottom w:val="none"/>
+          <w:left w:val="none"/>
+          <w:right w:val="none"/>
+          <w:insideH w:val="none"/>
+          <w:insideV w:val="none"/>
+        </w:tblBorders>
+      </w:tblPr>
+      <w:tblGrid>
+        <w:gridCol w:w="4874"/>
+        <w:gridCol w:w="4874"/>
+      </w:tblGrid>
+      <w:tr>
+        <w:trPr>
+          <w:cantSplit/>
+        </w:trPr>
+        <w:tc>
+          <w:tcPr>
+            <w:tcW w:type="dxa" w:w="4032"/>
+            <w:vAlign w:val="center"/>
+            <w:tcW w:w="4031" w:type="dxa"/>
+            <w:tcMar>
+              <w:top w:w="40" w:type="dxa"/>
+              <w:bottom w:w="40" w:type="dxa"/>
+              <w:left w:w="60" w:type="dxa"/>
+              <w:right w:w="60" w:type="dxa"/>
+            </w:tcMar>
+            <w:shd w:fill="FFFFFF"/>
+          </w:tcPr>
+          <w:p>
+            <w:r/>
+          </w:p>
+          <w:p>
+            <w:pPr>
+              <w:spacing w:before="0" w:after="40" w:line="276" w:lineRule="auto"/>
+              <w:jc w:val="center"/>
+            </w:pPr>
+            <w:r>
+              <w:rPr>
+                <w:b/>
+              </w:rPr>
+              <w:t>ĐƠN VỊ CUNG CẤP DỊCH VỤ</w:t>
+            </w:r>
+          </w:p>
+          <w:p>
+            <w:pPr>
+              <w:spacing w:before="0" w:after="40" w:line="276" w:lineRule="auto"/>
+              <w:jc w:val="center"/>
+            </w:pPr>
+            <w:r>
+              <w:rPr>
+                <w:b/>
+              </w:rPr>
+              <w:t>LOCALMATE VIỆT NAM</w:t>
+            </w:r>
+          </w:p>
+          <w:p>
+            <w:pPr>
+              <w:spacing w:before="0" w:after="40" w:line="276" w:lineRule="auto"/>
+              <w:jc w:val="center"/>
+            </w:pPr>
+            <w:r>
+              <w:t>Số: [MÃ_ĐƠN]/PL-WEB-LM/[NĂM]</w:t>
+            </w:r>
+          </w:p>
+        </w:tc>
+        <w:tc>
+          <w:tcPr>
+            <w:tcW w:type="dxa" w:w="5717"/>
+            <w:vAlign w:val="center"/>
+            <w:tcW w:w="5716" w:type="dxa"/>
+            <w:tcMar>
+              <w:top w:w="40" w:type="dxa"/>
+              <w:bottom w:w="40" w:type="dxa"/>
+              <w:left w:w="60" w:type="dxa"/>
+              <w:right w:w="60" w:type="dxa"/>
+            </w:tcMar>
+            <w:shd w:fill="FFFFFF"/>
+          </w:tcPr>
+          <w:p>
+            <w:r/>
+          </w:p>
+          <w:p>
+            <w:pPr>
+              <w:spacing w:before="0" w:after="40" w:line="276" w:lineRule="auto"/>
+              <w:jc w:val="center"/>
+            </w:pPr>
+            <w:r>
+              <w:rPr>
+                <w:b/>
+                <w:sz w:val="23"/>
+              </w:rPr>
+              <w:t>CỘNG HÒA XÃ HỘI CHỦ NGHĨA VIỆT NAM</w:t>
+            </w:r>
+          </w:p>
+          <w:p>
+            <w:pPr>
+              <w:spacing w:before="0" w:after="40" w:line="276" w:lineRule="auto"/>
+              <w:jc w:val="center"/>
+            </w:pPr>
+            <w:r>
+              <w:rPr>
+                <w:b/>
+              </w:rPr>
+              <w:t>Độc lập - Tự do - Hạnh phúc</w:t>
+            </w:r>
+          </w:p>
+          <w:p>
+            <w:pPr>
+              <w:spacing w:before="0" w:after="40" w:line="276" w:lineRule="auto"/>
+              <w:jc w:val="center"/>
+            </w:pPr>
+            <w:r>
+              <w:rPr>
+                <w:color w:val="0F172A"/>
+                <w:sz w:val="16"/>
+              </w:rPr>
+              <w:t>――――――――――――――――</w:t>
+            </w:r>
+          </w:p>
+          <w:p>
+            <w:pPr>
+              <w:spacing w:before="0" w:after="40" w:line="276" w:lineRule="auto"/>
+              <w:jc w:val="center"/>
+            </w:pPr>
+            <w:r>
+              <w:rPr>
+                <w:i/>
+                <w:color w:val="64748B"/>
+                <w:sz w:val="19"/>
+              </w:rPr>
+              <w:t>Hà Nội, ngày [NGÀY] tháng [THÁNG] năm 202[NĂM]</w:t>
+            </w:r>
+          </w:p>
+        </w:tc>
+      </w:tr>
+    </w:tbl>
     <w:p>
       <w:pPr>
-        <w:spacing w:before="240" w:after="120" w:line="288" w:lineRule="auto"/>
+        <w:spacing w:before="0" w:after="80"/>
+      </w:pPr>
+    </w:p>
+    <w:p>
+      <w:pPr>
+        <w:spacing w:before="240" w:after="80" w:line="288" w:lineRule="auto"/>
         <w:jc w:val="center"/>
       </w:pPr>
       <w:r>
         <w:rPr>
           <w:b/>
-          <w:color w:val="0D7647"/>
-          <w:sz w:val="30"/>
+          <w:color w:val="0F172A"/>
+          <w:sz w:val="29"/>
         </w:rPr>
-        <w:t>PHỤ LỤC DỊCH VỤ THIẾT KẾ &amp; PHÁT TRIỂN WEBSITE LOCALMATE</w:t>
+        <w:t>PHỤ LỤC DỊCH VỤ THIẾT KẾ &amp; PHÁT TRIỂN WEBSITE</w:t>
       </w:r>
     </w:p>
     <w:p>
       <w:pPr>
-        <w:spacing w:after="80" w:before="0" w:line="276" w:lineRule="auto"/>
-        <w:jc w:val="left"/>
+        <w:spacing w:before="20" w:after="60" w:line="276" w:lineRule="auto"/>
+        <w:jc w:val="both"/>
       </w:pPr>
       <w:r>
         <w:rPr>
@@ -27,65 +175,85 @@
         </w:rPr>
         <w:t>(WEBSITE DEVELOPMENT &amp; DEPLOYMENT APPENDIX)</w:t>
       </w:r>
+    </w:p>
+    <w:p>
+      <w:pPr>
+        <w:spacing w:before="20" w:after="40" w:line="276" w:lineRule="auto"/>
+        <w:ind w:left="288"/>
+        <w:jc w:val="both"/>
+      </w:pPr>
       <w:r>
-        <w:t xml:space="preserve">  </w:t>
+        <w:rPr>
+          <w:i/>
+          <w:color w:val="0F172A"/>
+          <w:sz w:val="20"/>
+        </w:rPr>
+        <w:t>- Căn cứ Luật Công nghệ thông tin số 67/2006/QH11 ngày 29 tháng 06 năm 2006;</w:t>
       </w:r>
     </w:p>
     <w:p>
       <w:pPr>
-        <w:spacing w:after="80" w:before="0" w:line="276" w:lineRule="auto"/>
+        <w:spacing w:before="20" w:after="40" w:line="276" w:lineRule="auto"/>
+        <w:ind w:left="288"/>
+        <w:jc w:val="both"/>
+      </w:pPr>
+      <w:r>
+        <w:rPr>
+          <w:i/>
+          <w:color w:val="0F172A"/>
+          <w:sz w:val="20"/>
+        </w:rPr>
+        <w:t>- Căn cứ Luật Giao dịch điện tử số 20/2023/QH15 ngày 22 tháng 06 năm 2023;</w:t>
+      </w:r>
+    </w:p>
+    <w:p>
+      <w:pPr>
+        <w:spacing w:before="20" w:after="40" w:line="276" w:lineRule="auto"/>
+        <w:ind w:left="288"/>
+        <w:jc w:val="both"/>
+      </w:pPr>
+      <w:r>
+        <w:rPr>
+          <w:i/>
+          <w:color w:val="0F172A"/>
+          <w:sz w:val="20"/>
+        </w:rPr>
+        <w:t>- Căn cứ Luật An toàn thông tin mạng số 86/2015/QH13 và Luật An ninh mạng số 24/2018/QH14;</w:t>
+      </w:r>
+    </w:p>
+    <w:p>
+      <w:pPr>
+        <w:spacing w:before="20" w:after="40" w:line="276" w:lineRule="auto"/>
+        <w:ind w:left="288"/>
+        <w:jc w:val="both"/>
+      </w:pPr>
+      <w:r>
+        <w:rPr>
+          <w:i/>
+          <w:color w:val="0F172A"/>
+          <w:sz w:val="20"/>
+        </w:rPr>
+        <w:t>- Căn cứ Hợp đồng Dịch vụ Khung số: [MÃ_HỢP_ĐỒNG] ký ngày [NGÀY_KÝ] giữa Hai Bên.</w:t>
+      </w:r>
+    </w:p>
+    <w:p>
+      <w:pPr>
+        <w:spacing w:before="180" w:after="60" w:line="276" w:lineRule="auto"/>
         <w:jc w:val="left"/>
       </w:pPr>
       <w:r>
         <w:rPr>
           <w:b/>
-        </w:rPr>
-        <w:t>Số hiệu Phụ lục:</w:t>
-      </w:r>
-      <w:r>
-        <w:t xml:space="preserve"> [MÃ_ĐƠN]/PL-WEB-LM/[NĂM]  </w:t>
-      </w:r>
-    </w:p>
-    <w:p>
-      <w:pPr>
-        <w:spacing w:after="80" w:before="0" w:line="276" w:lineRule="auto"/>
-        <w:jc w:val="left"/>
-      </w:pPr>
-      <w:r>
-        <w:rPr>
-          <w:i/>
-        </w:rPr>
-        <w:t>(Kèm theo Hợp đồng Dịch vụ Khung số: [MÃ_HỢP_ĐỒNG] ký ngày [NGÀY_KÝ])</w:t>
-      </w:r>
-    </w:p>
-    <w:p>
-      <w:pPr>
-        <w:spacing w:after="120" w:before="80"/>
-      </w:pPr>
-      <w:r>
-        <w:rPr>
-          <w:color w:val="CBD5E1"/>
-        </w:rPr>
-        <w:t>―――――――――――――――――――――――――――――――――――――――――――――――――――――――</w:t>
-      </w:r>
-    </w:p>
-    <w:p>
-      <w:pPr>
-        <w:spacing w:before="160" w:after="60"/>
-      </w:pPr>
-      <w:r>
-        <w:rPr>
-          <w:b/>
-          <w:color w:val="0D7647"/>
-          <w:sz w:val="23"/>
+          <w:color w:val="0F172A"/>
+          <w:sz w:val="22"/>
         </w:rPr>
         <w:t>ĐIỀU 1: PHẠM VI DỊCH VỤ &amp; TIÊU CHUẨN KỸ THUẬT NỀN TẢNG</w:t>
       </w:r>
     </w:p>
     <w:p>
       <w:pPr>
-        <w:spacing w:after="80" w:before="0" w:line="276" w:lineRule="auto"/>
-        <w:jc w:val="left"/>
+        <w:spacing w:before="20" w:after="60" w:line="276" w:lineRule="auto"/>
+        <w:jc w:val="both"/>
       </w:pPr>
       <w:r>
         <w:t>Bên B chịu trách nhiệm triển khai gói giải pháp Website cho Bên A với các tiêu chuẩn kỹ thuật số sau:</w:t>
@@ -93,8 +261,8 @@
     </w:p>
     <w:p>
       <w:pPr>
-        <w:spacing w:after="80" w:before="0" w:line="276" w:lineRule="auto"/>
-        <w:jc w:val="left"/>
+        <w:spacing w:before="20" w:after="60" w:line="276" w:lineRule="auto"/>
+        <w:jc w:val="both"/>
       </w:pPr>
       <w:r>
         <w:t xml:space="preserve">1.1. </w:t>
@@ -111,8 +279,8 @@
     </w:p>
     <w:p>
       <w:pPr>
-        <w:spacing w:after="80" w:before="0" w:line="276" w:lineRule="auto"/>
-        <w:jc w:val="left"/>
+        <w:spacing w:before="20" w:after="60" w:line="276" w:lineRule="auto"/>
+        <w:jc w:val="both"/>
       </w:pPr>
       <w:r>
         <w:t xml:space="preserve">1.2. </w:t>
@@ -129,8 +297,8 @@
     </w:p>
     <w:p>
       <w:pPr>
-        <w:spacing w:after="80" w:before="0" w:line="276" w:lineRule="auto"/>
-        <w:jc w:val="left"/>
+        <w:spacing w:before="20" w:after="60" w:line="276" w:lineRule="auto"/>
+        <w:jc w:val="both"/>
       </w:pPr>
       <w:r>
         <w:t xml:space="preserve">1.3. </w:t>
@@ -147,8 +315,8 @@
     </w:p>
     <w:p>
       <w:pPr>
-        <w:spacing w:after="80" w:before="0" w:line="276" w:lineRule="auto"/>
-        <w:jc w:val="left"/>
+        <w:spacing w:before="20" w:after="60" w:line="276" w:lineRule="auto"/>
+        <w:jc w:val="both"/>
       </w:pPr>
       <w:r>
         <w:t xml:space="preserve">1.4. </w:t>
@@ -162,18 +330,17 @@
     </w:p>
     <w:p>
       <w:pPr>
-        <w:spacing w:after="60" w:before="20" w:line="276" w:lineRule="auto"/>
+        <w:spacing w:before="20" w:after="40" w:line="276" w:lineRule="auto"/>
         <w:ind w:left="360"/>
-        <w:jc w:val="left"/>
+        <w:jc w:val="both"/>
       </w:pPr>
       <w:r>
-        <w:t>•  Cấu trúc thẻ HTML ngữ nghĩa (</w:t>
+        <w:t>Cấu trúc thẻ HTML ngữ nghĩa (</w:t>
       </w:r>
       <w:r>
         <w:rPr>
           <w:rFonts w:ascii="Consolas" w:hAnsi="Consolas"/>
-          <w:color w:val="B42828"/>
-          <w:sz w:val="20"/>
+          <w:sz w:val="19"/>
         </w:rPr>
         <w:t>h1</w:t>
       </w:r>
@@ -183,8 +350,7 @@
       <w:r>
         <w:rPr>
           <w:rFonts w:ascii="Consolas" w:hAnsi="Consolas"/>
-          <w:color w:val="B42828"/>
-          <w:sz w:val="20"/>
+          <w:sz w:val="19"/>
         </w:rPr>
         <w:t>h2</w:t>
       </w:r>
@@ -194,8 +360,7 @@
       <w:r>
         <w:rPr>
           <w:rFonts w:ascii="Consolas" w:hAnsi="Consolas"/>
-          <w:color w:val="B42828"/>
-          <w:sz w:val="20"/>
+          <w:sz w:val="19"/>
         </w:rPr>
         <w:t>h3</w:t>
       </w:r>
@@ -205,8 +370,7 @@
       <w:r>
         <w:rPr>
           <w:rFonts w:ascii="Consolas" w:hAnsi="Consolas"/>
-          <w:color w:val="B42828"/>
-          <w:sz w:val="20"/>
+          <w:sz w:val="19"/>
         </w:rPr>
         <w:t>alt</w:t>
       </w:r>
@@ -216,18 +380,17 @@
     </w:p>
     <w:p>
       <w:pPr>
-        <w:spacing w:after="60" w:before="20" w:line="276" w:lineRule="auto"/>
+        <w:spacing w:before="20" w:after="40" w:line="276" w:lineRule="auto"/>
         <w:ind w:left="360"/>
-        <w:jc w:val="left"/>
+        <w:jc w:val="both"/>
       </w:pPr>
       <w:r>
-        <w:t xml:space="preserve">•  Tự động sinh file </w:t>
+        <w:t xml:space="preserve">Tự động sinh file </w:t>
       </w:r>
       <w:r>
         <w:rPr>
           <w:rFonts w:ascii="Consolas" w:hAnsi="Consolas"/>
-          <w:color w:val="B42828"/>
-          <w:sz w:val="20"/>
+          <w:sz w:val="19"/>
         </w:rPr>
         <w:t>sitemap.xml</w:t>
       </w:r>
@@ -237,8 +400,7 @@
       <w:r>
         <w:rPr>
           <w:rFonts w:ascii="Consolas" w:hAnsi="Consolas"/>
-          <w:color w:val="B42828"/>
-          <w:sz w:val="20"/>
+          <w:sz w:val="19"/>
         </w:rPr>
         <w:t>robots.txt</w:t>
       </w:r>
@@ -248,28 +410,28 @@
     </w:p>
     <w:p>
       <w:pPr>
-        <w:spacing w:after="60" w:before="20" w:line="276" w:lineRule="auto"/>
+        <w:spacing w:before="20" w:after="40" w:line="276" w:lineRule="auto"/>
         <w:ind w:left="360"/>
-        <w:jc w:val="left"/>
+        <w:jc w:val="both"/>
       </w:pPr>
       <w:r>
-        <w:t>•  Khai báo đầy đủ thẻ OpenGraph (OG title, description, image) phục vụ chia sẻ link trên Zalo, Facebook;</w:t>
+        <w:t>Khai báo đầy đủ thẻ OpenGraph (OG title, description, image) phục vụ chia sẻ link trên Zalo, Facebook;</w:t>
       </w:r>
     </w:p>
     <w:p>
       <w:pPr>
-        <w:spacing w:after="60" w:before="20" w:line="276" w:lineRule="auto"/>
+        <w:spacing w:before="20" w:after="40" w:line="276" w:lineRule="auto"/>
         <w:ind w:left="360"/>
-        <w:jc w:val="left"/>
+        <w:jc w:val="both"/>
       </w:pPr>
       <w:r>
-        <w:t xml:space="preserve">•  Tối ưu điểm hiệu năng Core Web Vitals (FCP, LCP, CLS) trên môi trường Edge Network.  </w:t>
+        <w:t>Tối ưu điểm hiệu năng Core Web Vitals (FCP, LCP, CLS) trên môi trường Edge Network.</w:t>
       </w:r>
     </w:p>
     <w:p>
       <w:pPr>
-        <w:spacing w:after="80" w:before="0" w:line="276" w:lineRule="auto"/>
-        <w:jc w:val="left"/>
+        <w:spacing w:before="20" w:after="60" w:line="276" w:lineRule="auto"/>
+        <w:jc w:val="both"/>
       </w:pPr>
       <w:r>
         <w:t xml:space="preserve">1.5. </w:t>
@@ -286,8 +448,8 @@
     </w:p>
     <w:p>
       <w:pPr>
-        <w:spacing w:after="80" w:before="0" w:line="276" w:lineRule="auto"/>
-        <w:jc w:val="left"/>
+        <w:spacing w:before="20" w:after="60" w:line="276" w:lineRule="auto"/>
+        <w:jc w:val="both"/>
       </w:pPr>
       <w:r>
         <w:t xml:space="preserve">1.6. </w:t>
@@ -301,62 +463,52 @@
     </w:p>
     <w:p>
       <w:pPr>
-        <w:spacing w:after="60" w:before="20" w:line="276" w:lineRule="auto"/>
+        <w:spacing w:before="20" w:after="40" w:line="276" w:lineRule="auto"/>
         <w:ind w:left="360"/>
-        <w:jc w:val="left"/>
+        <w:jc w:val="both"/>
       </w:pPr>
       <w:r>
-        <w:t>•  Cấu hình DNS trên hạ tầng Cloudflare bảo vệ chống tấn công DDoS phân tán;</w:t>
+        <w:t>Cấu hình DNS trên hạ tầng Cloudflare bảo vệ chống tấn công DDoS phân tán;</w:t>
       </w:r>
     </w:p>
     <w:p>
       <w:pPr>
-        <w:spacing w:after="60" w:before="20" w:line="276" w:lineRule="auto"/>
+        <w:spacing w:before="20" w:after="40" w:line="276" w:lineRule="auto"/>
         <w:ind w:left="360"/>
-        <w:jc w:val="left"/>
+        <w:jc w:val="both"/>
       </w:pPr>
       <w:r>
-        <w:t>•  Kích hoạt chứng chỉ bảo mật mã hóa đường truyền SSL/TLS (HTTPS) miễn phí trọn đời;</w:t>
+        <w:t>Kích hoạt chứng chỉ bảo mật mã hóa đường truyền SSL/TLS (HTTPS) miễn phí trọn đời;</w:t>
       </w:r>
     </w:p>
     <w:p>
       <w:pPr>
-        <w:spacing w:after="60" w:before="20" w:line="276" w:lineRule="auto"/>
+        <w:spacing w:before="20" w:after="40" w:line="276" w:lineRule="auto"/>
         <w:ind w:left="360"/>
-        <w:jc w:val="left"/>
+        <w:jc w:val="both"/>
       </w:pPr>
       <w:r>
-        <w:t>•  Triển khai website trên mạng lưới phân phối nội dung toàn cầu (Edge CDN).</w:t>
+        <w:t>Triển khai website trên mạng lưới phân phối nội dung toàn cầu (Edge CDN).</w:t>
       </w:r>
     </w:p>
     <w:p>
       <w:pPr>
-        <w:spacing w:after="120" w:before="80"/>
-      </w:pPr>
-      <w:r>
-        <w:rPr>
-          <w:color w:val="CBD5E1"/>
-        </w:rPr>
-        <w:t>―――――――――――――――――――――――――――――――――――――――――――――――――――――――</w:t>
-      </w:r>
-    </w:p>
-    <w:p>
-      <w:pPr>
-        <w:spacing w:before="160" w:after="60"/>
+        <w:spacing w:before="180" w:after="60" w:line="276" w:lineRule="auto"/>
+        <w:jc w:val="left"/>
       </w:pPr>
       <w:r>
         <w:rPr>
           <w:b/>
-          <w:color w:val="0D7647"/>
-          <w:sz w:val="23"/>
+          <w:color w:val="0F172A"/>
+          <w:sz w:val="22"/>
         </w:rPr>
         <w:t>ĐIỀU 2: PHÂN ĐỊNH RẠCH RÒI "LỖI KỸ THUẬT" (BUG) VÀ "YÊU CẦU TÍNH NĂNG MỚI" (FEATURE REQUEST)</w:t>
       </w:r>
     </w:p>
     <w:p>
       <w:pPr>
-        <w:spacing w:after="80" w:before="0" w:line="276" w:lineRule="auto"/>
-        <w:jc w:val="left"/>
+        <w:spacing w:before="20" w:after="60" w:line="276" w:lineRule="auto"/>
+        <w:jc w:val="both"/>
       </w:pPr>
       <w:r>
         <w:t>Nhằm triệt tiêu mọi hiểu lầm và tranh cãi kéo dài trong quá trình nghiệm thu và bảo hành, Các Bên thống nhất định nghĩa pháp lý kỹ thuật như sau:</w:t>
@@ -364,14 +516,13 @@
     </w:p>
     <w:p>
       <w:pPr>
-        <w:spacing w:after="80" w:before="0" w:line="276" w:lineRule="auto"/>
-        <w:jc w:val="left"/>
+        <w:spacing w:before="20" w:after="60" w:line="276" w:lineRule="auto"/>
+        <w:jc w:val="both"/>
       </w:pPr>
       <w:r>
         <w:rPr>
           <w:rFonts w:ascii="Consolas" w:hAnsi="Consolas"/>
-          <w:color w:val="B42828"/>
-          <w:sz w:val="20"/>
+          <w:sz w:val="19"/>
         </w:rPr>
       </w:r>
       <w:r>
@@ -380,8 +531,8 @@
     </w:p>
     <w:p>
       <w:pPr>
-        <w:spacing w:after="80" w:before="0" w:line="276" w:lineRule="auto"/>
-        <w:jc w:val="left"/>
+        <w:spacing w:before="20" w:after="60" w:line="276" w:lineRule="auto"/>
+        <w:jc w:val="both"/>
       </w:pPr>
       <w:r>
         <w:t>┌────────────────────────────────────────────────────────────────────────────────────────┐</w:t>
@@ -389,8 +540,8 @@
     </w:p>
     <w:p>
       <w:pPr>
-        <w:spacing w:after="80" w:before="0" w:line="276" w:lineRule="auto"/>
-        <w:jc w:val="left"/>
+        <w:spacing w:before="20" w:after="60" w:line="276" w:lineRule="auto"/>
+        <w:jc w:val="both"/>
       </w:pPr>
       <w:r>
         <w:t>│                   BẢNG PHÂN LOẠI LỖI KỸ THUẬT (BUG) VS YÊU CẦU TÍNH NĂNG MỚI           │</w:t>
@@ -398,8 +549,8 @@
     </w:p>
     <w:p>
       <w:pPr>
-        <w:spacing w:after="80" w:before="0" w:line="276" w:lineRule="auto"/>
-        <w:jc w:val="left"/>
+        <w:spacing w:before="20" w:after="60" w:line="276" w:lineRule="auto"/>
+        <w:jc w:val="both"/>
       </w:pPr>
       <w:r>
         <w:t>├───────────────────────────────────────────┬────────────────────────────────────────────┤</w:t>
@@ -407,8 +558,8 @@
     </w:p>
     <w:p>
       <w:pPr>
-        <w:spacing w:after="80" w:before="0" w:line="276" w:lineRule="auto"/>
-        <w:jc w:val="left"/>
+        <w:spacing w:before="20" w:after="60" w:line="276" w:lineRule="auto"/>
+        <w:jc w:val="both"/>
       </w:pPr>
       <w:r>
         <w:t>│ THẾ NÀO LÀ LỖI KỸ THUẬT (BUG ĐƯỢC FIX FREE)│ CÁI GÌ KHÔNG PHẢI LÀ BUG (TÍNH PHÍ MỚI)    │</w:t>
@@ -416,8 +567,8 @@
     </w:p>
     <w:p>
       <w:pPr>
-        <w:spacing w:after="80" w:before="0" w:line="276" w:lineRule="auto"/>
-        <w:jc w:val="left"/>
+        <w:spacing w:before="20" w:after="60" w:line="276" w:lineRule="auto"/>
+        <w:jc w:val="both"/>
       </w:pPr>
       <w:r>
         <w:t>├───────────────────────────────────────────┼────────────────────────────────────────────┤</w:t>
@@ -425,8 +576,8 @@
     </w:p>
     <w:p>
       <w:pPr>
-        <w:spacing w:after="80" w:before="0" w:line="276" w:lineRule="auto"/>
-        <w:jc w:val="left"/>
+        <w:spacing w:before="20" w:after="60" w:line="276" w:lineRule="auto"/>
+        <w:jc w:val="both"/>
       </w:pPr>
       <w:r>
         <w:t>│ • Chức năng đã ghi trong SOW nhưng không  │ • Thay đổi ý tưởng mỹ thuật hoặc đổi layout│</w:t>
@@ -434,8 +585,8 @@
     </w:p>
     <w:p>
       <w:pPr>
-        <w:spacing w:after="80" w:before="0" w:line="276" w:lineRule="auto"/>
-        <w:jc w:val="left"/>
+        <w:spacing w:before="20" w:after="60" w:line="276" w:lineRule="auto"/>
+        <w:jc w:val="both"/>
       </w:pPr>
       <w:r>
         <w:t>│   hoạt động (ví dụ: bấm gửi form không gửi│   sau khi đã phê duyệt mockup trước đó.    │</w:t>
@@ -443,8 +594,8 @@
     </w:p>
     <w:p>
       <w:pPr>
-        <w:spacing w:after="80" w:before="0" w:line="276" w:lineRule="auto"/>
-        <w:jc w:val="left"/>
+        <w:spacing w:before="20" w:after="60" w:line="276" w:lineRule="auto"/>
+        <w:jc w:val="both"/>
       </w:pPr>
       <w:r>
         <w:t>│   được dữ liệu, form báo lỗi 500).        │ • Thay đổi nội dung bài viết, thay đổi bảng│</w:t>
@@ -452,8 +603,8 @@
     </w:p>
     <w:p>
       <w:pPr>
-        <w:spacing w:after="80" w:before="0" w:line="276" w:lineRule="auto"/>
-        <w:jc w:val="left"/>
+        <w:spacing w:before="20" w:after="60" w:line="276" w:lineRule="auto"/>
+        <w:jc w:val="both"/>
       </w:pPr>
       <w:r>
         <w:t>│ • Vỡ khung giao diện, chữ đè lên nhau     │   giá, thay đổi ảnh banner của sản phẩm.   │</w:t>
@@ -461,8 +612,8 @@
     </w:p>
     <w:p>
       <w:pPr>
-        <w:spacing w:after="80" w:before="0" w:line="276" w:lineRule="auto"/>
-        <w:jc w:val="left"/>
+        <w:spacing w:before="20" w:after="60" w:line="276" w:lineRule="auto"/>
+        <w:jc w:val="both"/>
       </w:pPr>
       <w:r>
         <w:t>│   trên các dòng điện thoại thông dụng.    │ • Yêu cầu bổ sung thêm trang, thêm nút bấm,│</w:t>
@@ -470,8 +621,8 @@
     </w:p>
     <w:p>
       <w:pPr>
-        <w:spacing w:after="80" w:before="0" w:line="276" w:lineRule="auto"/>
-        <w:jc w:val="left"/>
+        <w:spacing w:before="20" w:after="60" w:line="276" w:lineRule="auto"/>
+        <w:jc w:val="both"/>
       </w:pPr>
       <w:r>
         <w:t>│ • Nút gọi Hotline bấm nhầm số điện thoại  │   thêm trường dữ liệu trên form liên hệ.   │</w:t>
@@ -479,8 +630,8 @@
     </w:p>
     <w:p>
       <w:pPr>
-        <w:spacing w:after="80" w:before="0" w:line="276" w:lineRule="auto"/>
-        <w:jc w:val="left"/>
+        <w:spacing w:before="20" w:after="60" w:line="276" w:lineRule="auto"/>
+        <w:jc w:val="both"/>
       </w:pPr>
       <w:r>
         <w:t>│   so với số Bên A đã cung cấp.            │ • Thay đổi luồng nghiệp vụ (Workflow) hoặc │</w:t>
@@ -488,8 +639,8 @@
     </w:p>
     <w:p>
       <w:pPr>
-        <w:spacing w:after="80" w:before="0" w:line="276" w:lineRule="auto"/>
-        <w:jc w:val="left"/>
+        <w:spacing w:before="20" w:after="60" w:line="276" w:lineRule="auto"/>
+        <w:jc w:val="both"/>
       </w:pPr>
       <w:r>
         <w:t>│ • Lỗi hiển thị sai lệch trên 10% so với   │   đổi nhà cung cấp cổng thanh toán/API.    │</w:t>
@@ -497,8 +648,8 @@
     </w:p>
     <w:p>
       <w:pPr>
-        <w:spacing w:after="80" w:before="0" w:line="276" w:lineRule="auto"/>
-        <w:jc w:val="left"/>
+        <w:spacing w:before="20" w:after="60" w:line="276" w:lineRule="auto"/>
+        <w:jc w:val="both"/>
       </w:pPr>
       <w:r>
         <w:t>│   Mockup Figma đã được Bên A phê duyệt.   │ • Tích hợp thêm phần mềm thứ ba ngoài SOW. │</w:t>
@@ -506,8 +657,8 @@
     </w:p>
     <w:p>
       <w:pPr>
-        <w:spacing w:after="80" w:before="0" w:line="276" w:lineRule="auto"/>
-        <w:jc w:val="left"/>
+        <w:spacing w:before="20" w:after="60" w:line="276" w:lineRule="auto"/>
+        <w:jc w:val="both"/>
       </w:pPr>
       <w:r>
         <w:t>└───────────────────────────────────────────┴────────────────────────────────────────────┘</w:t>
@@ -515,14 +666,13 @@
     </w:p>
     <w:p>
       <w:pPr>
-        <w:spacing w:after="80" w:before="0" w:line="276" w:lineRule="auto"/>
-        <w:jc w:val="left"/>
+        <w:spacing w:before="20" w:after="60" w:line="276" w:lineRule="auto"/>
+        <w:jc w:val="both"/>
       </w:pPr>
       <w:r>
         <w:rPr>
           <w:rFonts w:ascii="Consolas" w:hAnsi="Consolas"/>
-          <w:color w:val="B42828"/>
-          <w:sz w:val="20"/>
+          <w:sz w:val="19"/>
         </w:rPr>
       </w:r>
       <w:r>
@@ -531,8 +681,8 @@
     </w:p>
     <w:p>
       <w:pPr>
-        <w:spacing w:after="80" w:before="0" w:line="276" w:lineRule="auto"/>
-        <w:jc w:val="left"/>
+        <w:spacing w:before="20" w:after="60" w:line="276" w:lineRule="auto"/>
+        <w:jc w:val="both"/>
       </w:pPr>
       <w:r>
         <w:t xml:space="preserve">2.1. </w:t>
@@ -567,8 +717,8 @@
     </w:p>
     <w:p>
       <w:pPr>
-        <w:spacing w:after="80" w:before="0" w:line="276" w:lineRule="auto"/>
-        <w:jc w:val="left"/>
+        <w:spacing w:before="20" w:after="60" w:line="276" w:lineRule="auto"/>
+        <w:jc w:val="both"/>
       </w:pPr>
       <w:r>
         <w:t xml:space="preserve">2.2. </w:t>
@@ -594,8 +744,8 @@
     </w:p>
     <w:p>
       <w:pPr>
-        <w:spacing w:after="80" w:before="0" w:line="276" w:lineRule="auto"/>
-        <w:jc w:val="left"/>
+        <w:spacing w:before="20" w:after="60" w:line="276" w:lineRule="auto"/>
+        <w:jc w:val="both"/>
       </w:pPr>
       <w:r>
         <w:t xml:space="preserve">2.3. </w:t>
@@ -618,32 +768,22 @@
     </w:p>
     <w:p>
       <w:pPr>
-        <w:spacing w:after="120" w:before="80"/>
-      </w:pPr>
-      <w:r>
-        <w:rPr>
-          <w:color w:val="CBD5E1"/>
-        </w:rPr>
-        <w:t>―――――――――――――――――――――――――――――――――――――――――――――――――――――――</w:t>
-      </w:r>
-    </w:p>
-    <w:p>
-      <w:pPr>
-        <w:spacing w:before="160" w:after="60"/>
+        <w:spacing w:before="180" w:after="60" w:line="276" w:lineRule="auto"/>
+        <w:jc w:val="left"/>
       </w:pPr>
       <w:r>
         <w:rPr>
           <w:b/>
-          <w:color w:val="0D7647"/>
-          <w:sz w:val="23"/>
+          <w:color w:val="0F172A"/>
+          <w:sz w:val="22"/>
         </w:rPr>
         <w:t>ĐIỀU 3: QUY TRÌNH DUYỆT THIẾT KẾ &amp; HẠN MỨC CHỈNH SỬA (REVISION POLICY)</w:t>
       </w:r>
     </w:p>
     <w:p>
       <w:pPr>
-        <w:spacing w:after="80" w:before="0" w:line="276" w:lineRule="auto"/>
-        <w:jc w:val="left"/>
+        <w:spacing w:before="20" w:after="60" w:line="276" w:lineRule="auto"/>
+        <w:jc w:val="both"/>
       </w:pPr>
       <w:r>
         <w:t xml:space="preserve">3.1. </w:t>
@@ -657,15 +797,15 @@
     </w:p>
     <w:p>
       <w:pPr>
-        <w:spacing w:after="60" w:before="20" w:line="276" w:lineRule="auto"/>
+        <w:spacing w:before="20" w:after="40" w:line="276" w:lineRule="auto"/>
         <w:ind w:left="360"/>
-        <w:jc w:val="left"/>
+        <w:jc w:val="both"/>
       </w:pPr>
       <w:r>
         <w:rPr>
           <w:i/>
         </w:rPr>
-        <w:t>•  Chặng 1 (Duyệt Khung &amp; Bố Cục UI):</w:t>
+        <w:t>Chặng 1 (Duyệt Khung &amp; Bố Cục UI):</w:t>
       </w:r>
       <w:r>
         <w:t xml:space="preserve"> Bên B gửi bản thiết kế Wireframe/Figma. Bên A phản hồi góp ý. Sau khi ký duyệt, giao diện được "khóa" để chuyển sang lập trình mã nguồn.</w:t>
@@ -673,15 +813,15 @@
     </w:p>
     <w:p>
       <w:pPr>
-        <w:spacing w:after="60" w:before="20" w:line="276" w:lineRule="auto"/>
+        <w:spacing w:before="20" w:after="40" w:line="276" w:lineRule="auto"/>
         <w:ind w:left="360"/>
-        <w:jc w:val="left"/>
+        <w:jc w:val="both"/>
       </w:pPr>
       <w:r>
         <w:rPr>
           <w:i/>
         </w:rPr>
-        <w:t>•  Chặng 2 (Lập Trình &amp; Demo Staging):</w:t>
+        <w:t>Chặng 2 (Lập Trình &amp; Demo Staging):</w:t>
       </w:r>
       <w:r>
         <w:t xml:space="preserve"> Bên B dựng web thật trên link thử nghiệm </w:t>
@@ -689,8 +829,7 @@
       <w:r>
         <w:rPr>
           <w:rFonts w:ascii="Consolas" w:hAnsi="Consolas"/>
-          <w:color w:val="B42828"/>
-          <w:sz w:val="20"/>
+          <w:sz w:val="19"/>
         </w:rPr>
         <w:t>preview.localmate.vn</w:t>
       </w:r>
@@ -700,8 +839,8 @@
     </w:p>
     <w:p>
       <w:pPr>
-        <w:spacing w:after="80" w:before="0" w:line="276" w:lineRule="auto"/>
-        <w:jc w:val="left"/>
+        <w:spacing w:before="20" w:after="60" w:line="276" w:lineRule="auto"/>
+        <w:jc w:val="both"/>
       </w:pPr>
       <w:r>
         <w:t xml:space="preserve">3.2. </w:t>
@@ -715,12 +854,12 @@
     </w:p>
     <w:p>
       <w:pPr>
-        <w:spacing w:after="60" w:before="20" w:line="276" w:lineRule="auto"/>
+        <w:spacing w:before="20" w:after="40" w:line="276" w:lineRule="auto"/>
         <w:ind w:left="360"/>
-        <w:jc w:val="left"/>
+        <w:jc w:val="both"/>
       </w:pPr>
       <w:r>
-        <w:t xml:space="preserve">•  Bên A được quyền yêu cầu tối đa </w:t>
+        <w:t xml:space="preserve">Bên A được quyền yêu cầu tối đa </w:t>
       </w:r>
       <w:r>
         <w:rPr>
@@ -734,12 +873,12 @@
     </w:p>
     <w:p>
       <w:pPr>
-        <w:spacing w:after="60" w:before="20" w:line="276" w:lineRule="auto"/>
+        <w:spacing w:before="20" w:after="40" w:line="276" w:lineRule="auto"/>
         <w:ind w:left="360"/>
-        <w:jc w:val="left"/>
+        <w:jc w:val="both"/>
       </w:pPr>
       <w:r>
-        <w:t xml:space="preserve">•  Mỗi vòng chỉnh sửa phải được Bên A tổng hợp thành </w:t>
+        <w:t xml:space="preserve">Mỗi vòng chỉnh sửa phải được Bên A tổng hợp thành </w:t>
       </w:r>
       <w:r>
         <w:rPr>
@@ -762,12 +901,12 @@
     </w:p>
     <w:p>
       <w:pPr>
-        <w:spacing w:after="60" w:before="20" w:line="276" w:lineRule="auto"/>
+        <w:spacing w:before="20" w:after="40" w:line="276" w:lineRule="auto"/>
         <w:ind w:left="360"/>
-        <w:jc w:val="left"/>
+        <w:jc w:val="both"/>
       </w:pPr>
       <w:r>
-        <w:t xml:space="preserve">•  Yêu cầu chỉnh sửa vòng 3 trở đi hoặc yêu cầu đập đi làm lại giao diện đã duyệt sẽ tính phí từ </w:t>
+        <w:t xml:space="preserve">Yêu cầu chỉnh sửa vòng 3 trở đi hoặc yêu cầu đập đi làm lại giao diện đã duyệt sẽ tính phí từ </w:t>
       </w:r>
       <w:r>
         <w:rPr>
@@ -781,32 +920,22 @@
     </w:p>
     <w:p>
       <w:pPr>
-        <w:spacing w:after="120" w:before="80"/>
-      </w:pPr>
-      <w:r>
-        <w:rPr>
-          <w:color w:val="CBD5E1"/>
-        </w:rPr>
-        <w:t>―――――――――――――――――――――――――――――――――――――――――――――――――――――――</w:t>
-      </w:r>
-    </w:p>
-    <w:p>
-      <w:pPr>
-        <w:spacing w:before="160" w:after="60"/>
+        <w:spacing w:before="180" w:after="60" w:line="276" w:lineRule="auto"/>
+        <w:jc w:val="left"/>
       </w:pPr>
       <w:r>
         <w:rPr>
           <w:b/>
-          <w:color w:val="0D7647"/>
-          <w:sz w:val="23"/>
+          <w:color w:val="0F172A"/>
+          <w:sz w:val="22"/>
         </w:rPr>
         <w:t>ĐIỀU 4: ĐIỀU KIỆN NGHIỆM THU &amp; NGHIỆM THU MẶC NHIÊN</w:t>
       </w:r>
     </w:p>
     <w:p>
       <w:pPr>
-        <w:spacing w:after="80" w:before="0" w:line="276" w:lineRule="auto"/>
-        <w:jc w:val="left"/>
+        <w:spacing w:before="20" w:after="60" w:line="276" w:lineRule="auto"/>
+        <w:jc w:val="both"/>
       </w:pPr>
       <w:r>
         <w:t xml:space="preserve">4.1. </w:t>
@@ -820,48 +949,48 @@
     </w:p>
     <w:p>
       <w:pPr>
-        <w:spacing w:after="60" w:before="20" w:line="276" w:lineRule="auto"/>
+        <w:spacing w:before="20" w:after="40" w:line="276" w:lineRule="auto"/>
         <w:ind w:left="360"/>
-        <w:jc w:val="left"/>
+        <w:jc w:val="both"/>
       </w:pPr>
       <w:r>
-        <w:t>•  Website hoạt động ổn định trên môi trường staging;</w:t>
+        <w:t>Website hoạt động ổn định trên môi trường staging;</w:t>
       </w:r>
     </w:p>
     <w:p>
       <w:pPr>
-        <w:spacing w:after="60" w:before="20" w:line="276" w:lineRule="auto"/>
+        <w:spacing w:before="20" w:after="40" w:line="276" w:lineRule="auto"/>
         <w:ind w:left="360"/>
-        <w:jc w:val="left"/>
+        <w:jc w:val="both"/>
       </w:pPr>
       <w:r>
-        <w:t>•  Tương đồng tối thiểu 90% so với bản thiết kế mockup đã ký duyệt;</w:t>
+        <w:t>Tương đồng tối thiểu 90% so với bản thiết kế mockup đã ký duyệt;</w:t>
       </w:r>
     </w:p>
     <w:p>
       <w:pPr>
-        <w:spacing w:after="60" w:before="20" w:line="276" w:lineRule="auto"/>
+        <w:spacing w:before="20" w:after="40" w:line="276" w:lineRule="auto"/>
         <w:ind w:left="360"/>
-        <w:jc w:val="left"/>
+        <w:jc w:val="both"/>
       </w:pPr>
       <w:r>
-        <w:t>•  Các form liên hệ gửi dữ liệu thành công;</w:t>
+        <w:t>Các form liên hệ gửi dữ liệu thành công;</w:t>
       </w:r>
     </w:p>
     <w:p>
       <w:pPr>
-        <w:spacing w:after="60" w:before="20" w:line="276" w:lineRule="auto"/>
+        <w:spacing w:before="20" w:after="40" w:line="276" w:lineRule="auto"/>
         <w:ind w:left="360"/>
-        <w:jc w:val="left"/>
+        <w:jc w:val="both"/>
       </w:pPr>
       <w:r>
-        <w:t xml:space="preserve">•  Không còn tồn tại Lỗi Nghiêm Trọng (Critical Bug).  </w:t>
+        <w:t>Không còn tồn tại Lỗi Nghiêm Trọng (Critical Bug).</w:t>
       </w:r>
     </w:p>
     <w:p>
       <w:pPr>
-        <w:spacing w:after="80" w:before="0" w:line="276" w:lineRule="auto"/>
-        <w:jc w:val="left"/>
+        <w:spacing w:before="20" w:after="60" w:line="276" w:lineRule="auto"/>
+        <w:jc w:val="both"/>
       </w:pPr>
       <w:r>
         <w:t xml:space="preserve">4.2. </w:t>
@@ -875,28 +1004,28 @@
     </w:p>
     <w:p>
       <w:pPr>
-        <w:spacing w:after="60" w:before="20" w:line="276" w:lineRule="auto"/>
+        <w:spacing w:before="20" w:after="40" w:line="276" w:lineRule="auto"/>
         <w:ind w:left="360"/>
-        <w:jc w:val="left"/>
+        <w:jc w:val="both"/>
       </w:pPr>
       <w:r>
-        <w:t>•  Hết thời hạn 07 ngày làm việc kể từ ngày Bên B gửi thông báo hoàn thành mà Bên A không gửi danh sách lỗi hợp lệ; HOẶC</w:t>
+        <w:t>Hết thời hạn 07 ngày làm việc kể từ ngày Bên B gửi thông báo hoàn thành mà Bên A không gửi danh sách lỗi hợp lệ; HOẶC</w:t>
       </w:r>
     </w:p>
     <w:p>
       <w:pPr>
-        <w:spacing w:after="60" w:before="20" w:line="276" w:lineRule="auto"/>
+        <w:spacing w:before="20" w:after="40" w:line="276" w:lineRule="auto"/>
         <w:ind w:left="360"/>
-        <w:jc w:val="left"/>
+        <w:jc w:val="both"/>
       </w:pPr>
       <w:r>
-        <w:t xml:space="preserve">•  Bên A tự ý trỏ tên miền chính thức, nhập dữ liệu thật hoặc chạy quảng cáo kéo khách hàng vào website;  </w:t>
+        <w:t>Bên A tự ý trỏ tên miền chính thức, nhập dữ liệu thật hoặc chạy quảng cáo kéo khách hàng vào website;</w:t>
       </w:r>
     </w:p>
     <w:p>
       <w:pPr>
-        <w:spacing w:after="80" w:before="0" w:line="276" w:lineRule="auto"/>
-        <w:jc w:val="left"/>
+        <w:spacing w:before="20" w:after="60" w:line="276" w:lineRule="auto"/>
+        <w:jc w:val="both"/>
       </w:pPr>
       <w:r>
         <w:t xml:space="preserve">thì website được </w:t>
@@ -913,32 +1042,22 @@
     </w:p>
     <w:p>
       <w:pPr>
-        <w:spacing w:after="120" w:before="80"/>
-      </w:pPr>
-      <w:r>
-        <w:rPr>
-          <w:color w:val="CBD5E1"/>
-        </w:rPr>
-        <w:t>―――――――――――――――――――――――――――――――――――――――――――――――――――――――</w:t>
-      </w:r>
-    </w:p>
-    <w:p>
-      <w:pPr>
-        <w:spacing w:before="160" w:after="60"/>
+        <w:spacing w:before="180" w:after="60" w:line="276" w:lineRule="auto"/>
+        <w:jc w:val="left"/>
       </w:pPr>
       <w:r>
         <w:rPr>
           <w:b/>
-          <w:color w:val="0D7647"/>
-          <w:sz w:val="23"/>
+          <w:color w:val="0F172A"/>
+          <w:sz w:val="22"/>
         </w:rPr>
         <w:t>ĐIỀU 5: PHÂN ĐỊNH QUYỀN SỞ HỮU 10 THÀNH PHẦN KỸ THUẬT SỐ CỦA WEBSITE</w:t>
       </w:r>
     </w:p>
     <w:p>
       <w:pPr>
-        <w:spacing w:after="80" w:before="0" w:line="276" w:lineRule="auto"/>
-        <w:jc w:val="left"/>
+        <w:spacing w:before="20" w:after="60" w:line="276" w:lineRule="auto"/>
+        <w:jc w:val="both"/>
       </w:pPr>
       <w:r>
         <w:t>Nhằm bảo vệ tối đa tài sản của Khách hàng đồng thời bảo vệ bí mật công nghệ của LocalMate, Hai Bên thống nhất quy chế bản quyền đối với 10 thành phần sau:</w:t>
@@ -959,23 +1078,27 @@
         </w:tblBorders>
       </w:tblPr>
       <w:tblGrid>
-        <w:gridCol w:w="2401"/>
-        <w:gridCol w:w="2401"/>
-        <w:gridCol w:w="2401"/>
-        <w:gridCol w:w="2401"/>
+        <w:gridCol w:w="2437"/>
+        <w:gridCol w:w="2437"/>
+        <w:gridCol w:w="2437"/>
+        <w:gridCol w:w="2437"/>
       </w:tblGrid>
       <w:tr>
+        <w:trPr>
+          <w:cantSplit/>
+        </w:trPr>
         <w:tc>
           <w:tcPr>
-            <w:tcW w:type="dxa" w:w="2401"/>
+            <w:tcW w:type="dxa" w:w="1728"/>
             <w:vAlign w:val="center"/>
+            <w:tcW w:w="1728" w:type="dxa"/>
             <w:tcMar>
-              <w:top w:w="120" w:type="dxa"/>
-              <w:bottom w:w="120" w:type="dxa"/>
-              <w:left w:w="160" w:type="dxa"/>
-              <w:right w:w="160" w:type="dxa"/>
+              <w:top w:w="90" w:type="dxa"/>
+              <w:bottom w:w="90" w:type="dxa"/>
+              <w:left w:w="100" w:type="dxa"/>
+              <w:right w:w="100" w:type="dxa"/>
             </w:tcMar>
-            <w:shd w:fill="EDF7F1"/>
+            <w:shd w:fill="F8FAFC"/>
           </w:tcPr>
           <w:p>
             <w:r/>
@@ -988,7 +1111,7 @@
             <w:r>
               <w:rPr>
                 <w:b/>
-                <w:color w:val="0D7647"/>
+                <w:sz w:val="20"/>
               </w:rPr>
               <w:t>STT</w:t>
             </w:r>
@@ -996,15 +1119,16 @@
         </w:tc>
         <w:tc>
           <w:tcPr>
-            <w:tcW w:type="dxa" w:w="2401"/>
+            <w:tcW w:type="dxa" w:w="4277"/>
             <w:vAlign w:val="center"/>
+            <w:tcW w:w="4276" w:type="dxa"/>
             <w:tcMar>
-              <w:top w:w="120" w:type="dxa"/>
-              <w:bottom w:w="120" w:type="dxa"/>
-              <w:left w:w="160" w:type="dxa"/>
-              <w:right w:w="160" w:type="dxa"/>
+              <w:top w:w="90" w:type="dxa"/>
+              <w:bottom w:w="90" w:type="dxa"/>
+              <w:left w:w="100" w:type="dxa"/>
+              <w:right w:w="100" w:type="dxa"/>
             </w:tcMar>
-            <w:shd w:fill="EDF7F1"/>
+            <w:shd w:fill="F8FAFC"/>
           </w:tcPr>
           <w:p>
             <w:r/>
@@ -1017,7 +1141,7 @@
             <w:r>
               <w:rPr>
                 <w:b/>
-                <w:color w:val="0D7647"/>
+                <w:sz w:val="20"/>
               </w:rPr>
               <w:t>Thành phần Kỹ thuật số</w:t>
             </w:r>
@@ -1025,15 +1149,16 @@
         </w:tc>
         <w:tc>
           <w:tcPr>
-            <w:tcW w:type="dxa" w:w="2401"/>
+            <w:tcW w:type="dxa" w:w="2016"/>
             <w:vAlign w:val="center"/>
+            <w:tcW w:w="2015" w:type="dxa"/>
             <w:tcMar>
-              <w:top w:w="120" w:type="dxa"/>
-              <w:bottom w:w="120" w:type="dxa"/>
-              <w:left w:w="160" w:type="dxa"/>
-              <w:right w:w="160" w:type="dxa"/>
+              <w:top w:w="90" w:type="dxa"/>
+              <w:bottom w:w="90" w:type="dxa"/>
+              <w:left w:w="100" w:type="dxa"/>
+              <w:right w:w="100" w:type="dxa"/>
             </w:tcMar>
-            <w:shd w:fill="EDF7F1"/>
+            <w:shd w:fill="F8FAFC"/>
           </w:tcPr>
           <w:p>
             <w:r/>
@@ -1046,7 +1171,7 @@
             <w:r>
               <w:rPr>
                 <w:b/>
-                <w:color w:val="0D7647"/>
+                <w:sz w:val="20"/>
               </w:rPr>
               <w:t>Chủ sở hữu gốc</w:t>
             </w:r>
@@ -1054,15 +1179,16 @@
         </w:tc>
         <w:tc>
           <w:tcPr>
-            <w:tcW w:type="dxa" w:w="2401"/>
+            <w:tcW w:type="dxa" w:w="1728"/>
             <w:vAlign w:val="center"/>
+            <w:tcW w:w="1728" w:type="dxa"/>
             <w:tcMar>
-              <w:top w:w="120" w:type="dxa"/>
-              <w:bottom w:w="120" w:type="dxa"/>
-              <w:left w:w="160" w:type="dxa"/>
-              <w:right w:w="160" w:type="dxa"/>
+              <w:top w:w="90" w:type="dxa"/>
+              <w:bottom w:w="90" w:type="dxa"/>
+              <w:left w:w="100" w:type="dxa"/>
+              <w:right w:w="100" w:type="dxa"/>
             </w:tcMar>
-            <w:shd w:fill="EDF7F1"/>
+            <w:shd w:fill="F8FAFC"/>
           </w:tcPr>
           <w:p>
             <w:r/>
@@ -1075,7 +1201,7 @@
             <w:r>
               <w:rPr>
                 <w:b/>
-                <w:color w:val="0D7647"/>
+                <w:sz w:val="20"/>
               </w:rPr>
               <w:t>Cơ chế bàn giao &amp; Sở hữu cho Khách hàng</w:t>
             </w:r>
@@ -1083,17 +1209,21 @@
         </w:tc>
       </w:tr>
       <w:tr>
+        <w:trPr>
+          <w:cantSplit/>
+        </w:trPr>
         <w:tc>
           <w:tcPr>
-            <w:tcW w:type="dxa" w:w="2401"/>
+            <w:tcW w:type="dxa" w:w="1728"/>
             <w:vAlign w:val="center"/>
+            <w:tcW w:w="1728" w:type="dxa"/>
             <w:tcMar>
-              <w:top w:w="120" w:type="dxa"/>
-              <w:bottom w:w="120" w:type="dxa"/>
-              <w:left w:w="160" w:type="dxa"/>
-              <w:right w:w="160" w:type="dxa"/>
+              <w:top w:w="80" w:type="dxa"/>
+              <w:bottom w:w="80" w:type="dxa"/>
+              <w:left w:w="100" w:type="dxa"/>
+              <w:right w:w="100" w:type="dxa"/>
             </w:tcMar>
-            <w:shd w:fill="F8FAFC"/>
+            <w:shd w:fill="FFFFFF"/>
           </w:tcPr>
           <w:p>
             <w:r/>
@@ -1101,7 +1231,7 @@
           <w:p>
             <w:pPr>
               <w:spacing w:before="0" w:after="40" w:line="276" w:lineRule="auto"/>
-              <w:jc w:val="left"/>
+              <w:jc w:val="center"/>
             </w:pPr>
             <w:r>
               <w:rPr>
@@ -1113,15 +1243,16 @@
         </w:tc>
         <w:tc>
           <w:tcPr>
-            <w:tcW w:type="dxa" w:w="2401"/>
+            <w:tcW w:type="dxa" w:w="4277"/>
             <w:vAlign w:val="center"/>
+            <w:tcW w:w="4276" w:type="dxa"/>
             <w:tcMar>
-              <w:top w:w="120" w:type="dxa"/>
-              <w:bottom w:w="120" w:type="dxa"/>
-              <w:left w:w="160" w:type="dxa"/>
-              <w:right w:w="160" w:type="dxa"/>
+              <w:top w:w="80" w:type="dxa"/>
+              <w:bottom w:w="80" w:type="dxa"/>
+              <w:left w:w="100" w:type="dxa"/>
+              <w:right w:w="100" w:type="dxa"/>
             </w:tcMar>
-            <w:shd w:fill="F8FAFC"/>
+            <w:shd w:fill="FFFFFF"/>
           </w:tcPr>
           <w:p>
             <w:r/>
@@ -1141,15 +1272,16 @@
         </w:tc>
         <w:tc>
           <w:tcPr>
-            <w:tcW w:type="dxa" w:w="2401"/>
+            <w:tcW w:type="dxa" w:w="2016"/>
             <w:vAlign w:val="center"/>
+            <w:tcW w:w="2015" w:type="dxa"/>
             <w:tcMar>
-              <w:top w:w="120" w:type="dxa"/>
-              <w:bottom w:w="120" w:type="dxa"/>
-              <w:left w:w="160" w:type="dxa"/>
-              <w:right w:w="160" w:type="dxa"/>
+              <w:top w:w="80" w:type="dxa"/>
+              <w:bottom w:w="80" w:type="dxa"/>
+              <w:left w:w="100" w:type="dxa"/>
+              <w:right w:w="100" w:type="dxa"/>
             </w:tcMar>
-            <w:shd w:fill="F8FAFC"/>
+            <w:shd w:fill="FFFFFF"/>
           </w:tcPr>
           <w:p>
             <w:r/>
@@ -1166,15 +1298,16 @@
         </w:tc>
         <w:tc>
           <w:tcPr>
-            <w:tcW w:type="dxa" w:w="2401"/>
+            <w:tcW w:type="dxa" w:w="1728"/>
             <w:vAlign w:val="center"/>
+            <w:tcW w:w="1728" w:type="dxa"/>
             <w:tcMar>
-              <w:top w:w="120" w:type="dxa"/>
-              <w:bottom w:w="120" w:type="dxa"/>
-              <w:left w:w="160" w:type="dxa"/>
-              <w:right w:w="160" w:type="dxa"/>
+              <w:top w:w="80" w:type="dxa"/>
+              <w:bottom w:w="80" w:type="dxa"/>
+              <w:left w:w="100" w:type="dxa"/>
+              <w:right w:w="100" w:type="dxa"/>
             </w:tcMar>
-            <w:shd w:fill="F8FAFC"/>
+            <w:shd w:fill="FFFFFF"/>
           </w:tcPr>
           <w:p>
             <w:r/>
@@ -1182,7 +1315,7 @@
           <w:p>
             <w:pPr>
               <w:spacing w:before="0" w:after="40" w:line="276" w:lineRule="auto"/>
-              <w:jc w:val="left"/>
+              <w:jc w:val="center"/>
             </w:pPr>
             <w:r>
               <w:rPr>
@@ -1197,17 +1330,21 @@
         </w:tc>
       </w:tr>
       <w:tr>
+        <w:trPr>
+          <w:cantSplit/>
+        </w:trPr>
         <w:tc>
           <w:tcPr>
-            <w:tcW w:type="dxa" w:w="2401"/>
+            <w:tcW w:type="dxa" w:w="1728"/>
             <w:vAlign w:val="center"/>
+            <w:tcW w:w="1728" w:type="dxa"/>
             <w:tcMar>
-              <w:top w:w="120" w:type="dxa"/>
-              <w:bottom w:w="120" w:type="dxa"/>
-              <w:left w:w="160" w:type="dxa"/>
-              <w:right w:w="160" w:type="dxa"/>
+              <w:top w:w="80" w:type="dxa"/>
+              <w:bottom w:w="80" w:type="dxa"/>
+              <w:left w:w="100" w:type="dxa"/>
+              <w:right w:w="100" w:type="dxa"/>
             </w:tcMar>
-            <w:shd w:fill="FFFFFF"/>
+            <w:shd w:fill="FAFAFA"/>
           </w:tcPr>
           <w:p>
             <w:r/>
@@ -1215,7 +1352,7 @@
           <w:p>
             <w:pPr>
               <w:spacing w:before="0" w:after="40" w:line="276" w:lineRule="auto"/>
-              <w:jc w:val="left"/>
+              <w:jc w:val="center"/>
             </w:pPr>
             <w:r>
               <w:rPr>
@@ -1227,15 +1364,16 @@
         </w:tc>
         <w:tc>
           <w:tcPr>
-            <w:tcW w:type="dxa" w:w="2401"/>
+            <w:tcW w:type="dxa" w:w="4277"/>
             <w:vAlign w:val="center"/>
+            <w:tcW w:w="4276" w:type="dxa"/>
             <w:tcMar>
-              <w:top w:w="120" w:type="dxa"/>
-              <w:bottom w:w="120" w:type="dxa"/>
-              <w:left w:w="160" w:type="dxa"/>
-              <w:right w:w="160" w:type="dxa"/>
+              <w:top w:w="80" w:type="dxa"/>
+              <w:bottom w:w="80" w:type="dxa"/>
+              <w:left w:w="100" w:type="dxa"/>
+              <w:right w:w="100" w:type="dxa"/>
             </w:tcMar>
-            <w:shd w:fill="FFFFFF"/>
+            <w:shd w:fill="FAFAFA"/>
           </w:tcPr>
           <w:p>
             <w:r/>
@@ -1255,15 +1393,16 @@
         </w:tc>
         <w:tc>
           <w:tcPr>
-            <w:tcW w:type="dxa" w:w="2401"/>
+            <w:tcW w:type="dxa" w:w="2016"/>
             <w:vAlign w:val="center"/>
+            <w:tcW w:w="2015" w:type="dxa"/>
             <w:tcMar>
-              <w:top w:w="120" w:type="dxa"/>
-              <w:bottom w:w="120" w:type="dxa"/>
-              <w:left w:w="160" w:type="dxa"/>
-              <w:right w:w="160" w:type="dxa"/>
+              <w:top w:w="80" w:type="dxa"/>
+              <w:bottom w:w="80" w:type="dxa"/>
+              <w:left w:w="100" w:type="dxa"/>
+              <w:right w:w="100" w:type="dxa"/>
             </w:tcMar>
-            <w:shd w:fill="FFFFFF"/>
+            <w:shd w:fill="FAFAFA"/>
           </w:tcPr>
           <w:p>
             <w:r/>
@@ -1280,15 +1419,16 @@
         </w:tc>
         <w:tc>
           <w:tcPr>
-            <w:tcW w:type="dxa" w:w="2401"/>
+            <w:tcW w:type="dxa" w:w="1728"/>
             <w:vAlign w:val="center"/>
+            <w:tcW w:w="1728" w:type="dxa"/>
             <w:tcMar>
-              <w:top w:w="120" w:type="dxa"/>
-              <w:bottom w:w="120" w:type="dxa"/>
-              <w:left w:w="160" w:type="dxa"/>
-              <w:right w:w="160" w:type="dxa"/>
+              <w:top w:w="80" w:type="dxa"/>
+              <w:bottom w:w="80" w:type="dxa"/>
+              <w:left w:w="100" w:type="dxa"/>
+              <w:right w:w="100" w:type="dxa"/>
             </w:tcMar>
-            <w:shd w:fill="FFFFFF"/>
+            <w:shd w:fill="FAFAFA"/>
           </w:tcPr>
           <w:p>
             <w:r/>
@@ -1296,7 +1436,7 @@
           <w:p>
             <w:pPr>
               <w:spacing w:before="0" w:after="40" w:line="276" w:lineRule="auto"/>
-              <w:jc w:val="left"/>
+              <w:jc w:val="center"/>
             </w:pPr>
             <w:r>
               <w:t>Phân quyền Quản trị viên (</w:t>
@@ -1315,17 +1455,21 @@
         </w:tc>
       </w:tr>
       <w:tr>
+        <w:trPr>
+          <w:cantSplit/>
+        </w:trPr>
         <w:tc>
           <w:tcPr>
-            <w:tcW w:type="dxa" w:w="2401"/>
+            <w:tcW w:type="dxa" w:w="1728"/>
             <w:vAlign w:val="center"/>
+            <w:tcW w:w="1728" w:type="dxa"/>
             <w:tcMar>
-              <w:top w:w="120" w:type="dxa"/>
-              <w:bottom w:w="120" w:type="dxa"/>
-              <w:left w:w="160" w:type="dxa"/>
-              <w:right w:w="160" w:type="dxa"/>
+              <w:top w:w="80" w:type="dxa"/>
+              <w:bottom w:w="80" w:type="dxa"/>
+              <w:left w:w="100" w:type="dxa"/>
+              <w:right w:w="100" w:type="dxa"/>
             </w:tcMar>
-            <w:shd w:fill="F8FAFC"/>
+            <w:shd w:fill="FFFFFF"/>
           </w:tcPr>
           <w:p>
             <w:r/>
@@ -1333,7 +1477,7 @@
           <w:p>
             <w:pPr>
               <w:spacing w:before="0" w:after="40" w:line="276" w:lineRule="auto"/>
-              <w:jc w:val="left"/>
+              <w:jc w:val="center"/>
             </w:pPr>
             <w:r>
               <w:rPr>
@@ -1345,15 +1489,16 @@
         </w:tc>
         <w:tc>
           <w:tcPr>
-            <w:tcW w:type="dxa" w:w="2401"/>
+            <w:tcW w:type="dxa" w:w="4277"/>
             <w:vAlign w:val="center"/>
+            <w:tcW w:w="4276" w:type="dxa"/>
             <w:tcMar>
-              <w:top w:w="120" w:type="dxa"/>
-              <w:bottom w:w="120" w:type="dxa"/>
-              <w:left w:w="160" w:type="dxa"/>
-              <w:right w:w="160" w:type="dxa"/>
+              <w:top w:w="80" w:type="dxa"/>
+              <w:bottom w:w="80" w:type="dxa"/>
+              <w:left w:w="100" w:type="dxa"/>
+              <w:right w:w="100" w:type="dxa"/>
             </w:tcMar>
-            <w:shd w:fill="F8FAFC"/>
+            <w:shd w:fill="FFFFFF"/>
           </w:tcPr>
           <w:p>
             <w:r/>
@@ -1373,15 +1518,16 @@
         </w:tc>
         <w:tc>
           <w:tcPr>
-            <w:tcW w:type="dxa" w:w="2401"/>
+            <w:tcW w:type="dxa" w:w="2016"/>
             <w:vAlign w:val="center"/>
+            <w:tcW w:w="2015" w:type="dxa"/>
             <w:tcMar>
-              <w:top w:w="120" w:type="dxa"/>
-              <w:bottom w:w="120" w:type="dxa"/>
-              <w:left w:w="160" w:type="dxa"/>
-              <w:right w:w="160" w:type="dxa"/>
+              <w:top w:w="80" w:type="dxa"/>
+              <w:bottom w:w="80" w:type="dxa"/>
+              <w:left w:w="100" w:type="dxa"/>
+              <w:right w:w="100" w:type="dxa"/>
             </w:tcMar>
-            <w:shd w:fill="F8FAFC"/>
+            <w:shd w:fill="FFFFFF"/>
           </w:tcPr>
           <w:p>
             <w:r/>
@@ -1398,15 +1544,16 @@
         </w:tc>
         <w:tc>
           <w:tcPr>
-            <w:tcW w:type="dxa" w:w="2401"/>
+            <w:tcW w:type="dxa" w:w="1728"/>
             <w:vAlign w:val="center"/>
+            <w:tcW w:w="1728" w:type="dxa"/>
             <w:tcMar>
-              <w:top w:w="120" w:type="dxa"/>
-              <w:bottom w:w="120" w:type="dxa"/>
-              <w:left w:w="160" w:type="dxa"/>
-              <w:right w:w="160" w:type="dxa"/>
+              <w:top w:w="80" w:type="dxa"/>
+              <w:bottom w:w="80" w:type="dxa"/>
+              <w:left w:w="100" w:type="dxa"/>
+              <w:right w:w="100" w:type="dxa"/>
             </w:tcMar>
-            <w:shd w:fill="F8FAFC"/>
+            <w:shd w:fill="FFFFFF"/>
           </w:tcPr>
           <w:p>
             <w:r/>
@@ -1414,7 +1561,7 @@
           <w:p>
             <w:pPr>
               <w:spacing w:before="0" w:after="40" w:line="276" w:lineRule="auto"/>
-              <w:jc w:val="left"/>
+              <w:jc w:val="center"/>
             </w:pPr>
             <w:r>
               <w:t xml:space="preserve">Mời email của Bên A làm </w:t>
@@ -1433,17 +1580,21 @@
         </w:tc>
       </w:tr>
       <w:tr>
+        <w:trPr>
+          <w:cantSplit/>
+        </w:trPr>
         <w:tc>
           <w:tcPr>
-            <w:tcW w:type="dxa" w:w="2401"/>
+            <w:tcW w:type="dxa" w:w="1728"/>
             <w:vAlign w:val="center"/>
+            <w:tcW w:w="1728" w:type="dxa"/>
             <w:tcMar>
-              <w:top w:w="120" w:type="dxa"/>
-              <w:bottom w:w="120" w:type="dxa"/>
-              <w:left w:w="160" w:type="dxa"/>
-              <w:right w:w="160" w:type="dxa"/>
+              <w:top w:w="80" w:type="dxa"/>
+              <w:bottom w:w="80" w:type="dxa"/>
+              <w:left w:w="100" w:type="dxa"/>
+              <w:right w:w="100" w:type="dxa"/>
             </w:tcMar>
-            <w:shd w:fill="FFFFFF"/>
+            <w:shd w:fill="FAFAFA"/>
           </w:tcPr>
           <w:p>
             <w:r/>
@@ -1451,7 +1602,7 @@
           <w:p>
             <w:pPr>
               <w:spacing w:before="0" w:after="40" w:line="276" w:lineRule="auto"/>
-              <w:jc w:val="left"/>
+              <w:jc w:val="center"/>
             </w:pPr>
             <w:r>
               <w:rPr>
@@ -1463,15 +1614,16 @@
         </w:tc>
         <w:tc>
           <w:tcPr>
-            <w:tcW w:type="dxa" w:w="2401"/>
+            <w:tcW w:type="dxa" w:w="4277"/>
             <w:vAlign w:val="center"/>
+            <w:tcW w:w="4276" w:type="dxa"/>
             <w:tcMar>
-              <w:top w:w="120" w:type="dxa"/>
-              <w:bottom w:w="120" w:type="dxa"/>
-              <w:left w:w="160" w:type="dxa"/>
-              <w:right w:w="160" w:type="dxa"/>
+              <w:top w:w="80" w:type="dxa"/>
+              <w:bottom w:w="80" w:type="dxa"/>
+              <w:left w:w="100" w:type="dxa"/>
+              <w:right w:w="100" w:type="dxa"/>
             </w:tcMar>
-            <w:shd w:fill="FFFFFF"/>
+            <w:shd w:fill="FAFAFA"/>
           </w:tcPr>
           <w:p>
             <w:r/>
@@ -1491,15 +1643,16 @@
         </w:tc>
         <w:tc>
           <w:tcPr>
-            <w:tcW w:type="dxa" w:w="2401"/>
+            <w:tcW w:type="dxa" w:w="2016"/>
             <w:vAlign w:val="center"/>
+            <w:tcW w:w="2015" w:type="dxa"/>
             <w:tcMar>
-              <w:top w:w="120" w:type="dxa"/>
-              <w:bottom w:w="120" w:type="dxa"/>
-              <w:left w:w="160" w:type="dxa"/>
-              <w:right w:w="160" w:type="dxa"/>
+              <w:top w:w="80" w:type="dxa"/>
+              <w:bottom w:w="80" w:type="dxa"/>
+              <w:left w:w="100" w:type="dxa"/>
+              <w:right w:w="100" w:type="dxa"/>
             </w:tcMar>
-            <w:shd w:fill="FFFFFF"/>
+            <w:shd w:fill="FAFAFA"/>
           </w:tcPr>
           <w:p>
             <w:r/>
@@ -1516,15 +1669,16 @@
         </w:tc>
         <w:tc>
           <w:tcPr>
-            <w:tcW w:type="dxa" w:w="2401"/>
+            <w:tcW w:type="dxa" w:w="1728"/>
             <w:vAlign w:val="center"/>
+            <w:tcW w:w="1728" w:type="dxa"/>
             <w:tcMar>
-              <w:top w:w="120" w:type="dxa"/>
-              <w:bottom w:w="120" w:type="dxa"/>
-              <w:left w:w="160" w:type="dxa"/>
-              <w:right w:w="160" w:type="dxa"/>
+              <w:top w:w="80" w:type="dxa"/>
+              <w:bottom w:w="80" w:type="dxa"/>
+              <w:left w:w="100" w:type="dxa"/>
+              <w:right w:w="100" w:type="dxa"/>
             </w:tcMar>
-            <w:shd w:fill="FFFFFF"/>
+            <w:shd w:fill="FAFAFA"/>
           </w:tcPr>
           <w:p>
             <w:r/>
@@ -1532,7 +1686,7 @@
           <w:p>
             <w:pPr>
               <w:spacing w:before="0" w:after="40" w:line="276" w:lineRule="auto"/>
-              <w:jc w:val="left"/>
+              <w:jc w:val="center"/>
             </w:pPr>
             <w:r>
               <w:rPr>
@@ -1547,17 +1701,21 @@
         </w:tc>
       </w:tr>
       <w:tr>
+        <w:trPr>
+          <w:cantSplit/>
+        </w:trPr>
         <w:tc>
           <w:tcPr>
-            <w:tcW w:type="dxa" w:w="2401"/>
+            <w:tcW w:type="dxa" w:w="1728"/>
             <w:vAlign w:val="center"/>
+            <w:tcW w:w="1728" w:type="dxa"/>
             <w:tcMar>
-              <w:top w:w="120" w:type="dxa"/>
-              <w:bottom w:w="120" w:type="dxa"/>
-              <w:left w:w="160" w:type="dxa"/>
-              <w:right w:w="160" w:type="dxa"/>
+              <w:top w:w="80" w:type="dxa"/>
+              <w:bottom w:w="80" w:type="dxa"/>
+              <w:left w:w="100" w:type="dxa"/>
+              <w:right w:w="100" w:type="dxa"/>
             </w:tcMar>
-            <w:shd w:fill="F8FAFC"/>
+            <w:shd w:fill="FFFFFF"/>
           </w:tcPr>
           <w:p>
             <w:r/>
@@ -1565,7 +1723,7 @@
           <w:p>
             <w:pPr>
               <w:spacing w:before="0" w:after="40" w:line="276" w:lineRule="auto"/>
-              <w:jc w:val="left"/>
+              <w:jc w:val="center"/>
             </w:pPr>
             <w:r>
               <w:rPr>
@@ -1577,15 +1735,16 @@
         </w:tc>
         <w:tc>
           <w:tcPr>
-            <w:tcW w:type="dxa" w:w="2401"/>
+            <w:tcW w:type="dxa" w:w="4277"/>
             <w:vAlign w:val="center"/>
+            <w:tcW w:w="4276" w:type="dxa"/>
             <w:tcMar>
-              <w:top w:w="120" w:type="dxa"/>
-              <w:bottom w:w="120" w:type="dxa"/>
-              <w:left w:w="160" w:type="dxa"/>
-              <w:right w:w="160" w:type="dxa"/>
+              <w:top w:w="80" w:type="dxa"/>
+              <w:bottom w:w="80" w:type="dxa"/>
+              <w:left w:w="100" w:type="dxa"/>
+              <w:right w:w="100" w:type="dxa"/>
             </w:tcMar>
-            <w:shd w:fill="F8FAFC"/>
+            <w:shd w:fill="FFFFFF"/>
           </w:tcPr>
           <w:p>
             <w:r/>
@@ -1605,15 +1764,16 @@
         </w:tc>
         <w:tc>
           <w:tcPr>
-            <w:tcW w:type="dxa" w:w="2401"/>
+            <w:tcW w:type="dxa" w:w="2016"/>
             <w:vAlign w:val="center"/>
+            <w:tcW w:w="2015" w:type="dxa"/>
             <w:tcMar>
-              <w:top w:w="120" w:type="dxa"/>
-              <w:bottom w:w="120" w:type="dxa"/>
-              <w:left w:w="160" w:type="dxa"/>
-              <w:right w:w="160" w:type="dxa"/>
+              <w:top w:w="80" w:type="dxa"/>
+              <w:bottom w:w="80" w:type="dxa"/>
+              <w:left w:w="100" w:type="dxa"/>
+              <w:right w:w="100" w:type="dxa"/>
             </w:tcMar>
-            <w:shd w:fill="F8FAFC"/>
+            <w:shd w:fill="FFFFFF"/>
           </w:tcPr>
           <w:p>
             <w:r/>
@@ -1630,15 +1790,16 @@
         </w:tc>
         <w:tc>
           <w:tcPr>
-            <w:tcW w:type="dxa" w:w="2401"/>
+            <w:tcW w:type="dxa" w:w="1728"/>
             <w:vAlign w:val="center"/>
+            <w:tcW w:w="1728" w:type="dxa"/>
             <w:tcMar>
-              <w:top w:w="120" w:type="dxa"/>
-              <w:bottom w:w="120" w:type="dxa"/>
-              <w:left w:w="160" w:type="dxa"/>
-              <w:right w:w="160" w:type="dxa"/>
+              <w:top w:w="80" w:type="dxa"/>
+              <w:bottom w:w="80" w:type="dxa"/>
+              <w:left w:w="100" w:type="dxa"/>
+              <w:right w:w="100" w:type="dxa"/>
             </w:tcMar>
-            <w:shd w:fill="F8FAFC"/>
+            <w:shd w:fill="FFFFFF"/>
           </w:tcPr>
           <w:p>
             <w:r/>
@@ -1646,7 +1807,7 @@
           <w:p>
             <w:pPr>
               <w:spacing w:before="0" w:after="40" w:line="276" w:lineRule="auto"/>
-              <w:jc w:val="left"/>
+              <w:jc w:val="center"/>
             </w:pPr>
             <w:r>
               <w:rPr>
@@ -1661,17 +1822,21 @@
         </w:tc>
       </w:tr>
       <w:tr>
+        <w:trPr>
+          <w:cantSplit/>
+        </w:trPr>
         <w:tc>
           <w:tcPr>
-            <w:tcW w:type="dxa" w:w="2401"/>
+            <w:tcW w:type="dxa" w:w="1728"/>
             <w:vAlign w:val="center"/>
+            <w:tcW w:w="1728" w:type="dxa"/>
             <w:tcMar>
-              <w:top w:w="120" w:type="dxa"/>
-              <w:bottom w:w="120" w:type="dxa"/>
-              <w:left w:w="160" w:type="dxa"/>
-              <w:right w:w="160" w:type="dxa"/>
+              <w:top w:w="80" w:type="dxa"/>
+              <w:bottom w:w="80" w:type="dxa"/>
+              <w:left w:w="100" w:type="dxa"/>
+              <w:right w:w="100" w:type="dxa"/>
             </w:tcMar>
-            <w:shd w:fill="FFFFFF"/>
+            <w:shd w:fill="FAFAFA"/>
           </w:tcPr>
           <w:p>
             <w:r/>
@@ -1679,7 +1844,7 @@
           <w:p>
             <w:pPr>
               <w:spacing w:before="0" w:after="40" w:line="276" w:lineRule="auto"/>
-              <w:jc w:val="left"/>
+              <w:jc w:val="center"/>
             </w:pPr>
             <w:r>
               <w:rPr>
@@ -1691,15 +1856,16 @@
         </w:tc>
         <w:tc>
           <w:tcPr>
-            <w:tcW w:type="dxa" w:w="2401"/>
+            <w:tcW w:type="dxa" w:w="4277"/>
             <w:vAlign w:val="center"/>
+            <w:tcW w:w="4276" w:type="dxa"/>
             <w:tcMar>
-              <w:top w:w="120" w:type="dxa"/>
-              <w:bottom w:w="120" w:type="dxa"/>
-              <w:left w:w="160" w:type="dxa"/>
-              <w:right w:w="160" w:type="dxa"/>
+              <w:top w:w="80" w:type="dxa"/>
+              <w:bottom w:w="80" w:type="dxa"/>
+              <w:left w:w="100" w:type="dxa"/>
+              <w:right w:w="100" w:type="dxa"/>
             </w:tcMar>
-            <w:shd w:fill="FFFFFF"/>
+            <w:shd w:fill="FAFAFA"/>
           </w:tcPr>
           <w:p>
             <w:r/>
@@ -1719,15 +1885,16 @@
         </w:tc>
         <w:tc>
           <w:tcPr>
-            <w:tcW w:type="dxa" w:w="2401"/>
+            <w:tcW w:type="dxa" w:w="2016"/>
             <w:vAlign w:val="center"/>
+            <w:tcW w:w="2015" w:type="dxa"/>
             <w:tcMar>
-              <w:top w:w="120" w:type="dxa"/>
-              <w:bottom w:w="120" w:type="dxa"/>
-              <w:left w:w="160" w:type="dxa"/>
-              <w:right w:w="160" w:type="dxa"/>
+              <w:top w:w="80" w:type="dxa"/>
+              <w:bottom w:w="80" w:type="dxa"/>
+              <w:left w:w="100" w:type="dxa"/>
+              <w:right w:w="100" w:type="dxa"/>
             </w:tcMar>
-            <w:shd w:fill="FFFFFF"/>
+            <w:shd w:fill="FAFAFA"/>
           </w:tcPr>
           <w:p>
             <w:r/>
@@ -1744,13 +1911,45 @@
         </w:tc>
         <w:tc>
           <w:tcPr>
-            <w:tcW w:type="dxa" w:w="2401"/>
+            <w:tcW w:type="dxa" w:w="1728"/>
             <w:vAlign w:val="center"/>
+            <w:tcW w:w="1728" w:type="dxa"/>
             <w:tcMar>
-              <w:top w:w="120" w:type="dxa"/>
-              <w:bottom w:w="120" w:type="dxa"/>
-              <w:left w:w="160" w:type="dxa"/>
-              <w:right w:w="160" w:type="dxa"/>
+              <w:top w:w="80" w:type="dxa"/>
+              <w:bottom w:w="80" w:type="dxa"/>
+              <w:left w:w="100" w:type="dxa"/>
+              <w:right w:w="100" w:type="dxa"/>
+            </w:tcMar>
+            <w:shd w:fill="FAFAFA"/>
+          </w:tcPr>
+          <w:p>
+            <w:r/>
+          </w:p>
+          <w:p>
+            <w:pPr>
+              <w:spacing w:before="0" w:after="40" w:line="276" w:lineRule="auto"/>
+              <w:jc w:val="center"/>
+            </w:pPr>
+            <w:r>
+              <w:t>Bên A được quyền sử dụng thương mại theo giấy phép tiêu chuẩn đã mua.</w:t>
+            </w:r>
+          </w:p>
+        </w:tc>
+      </w:tr>
+      <w:tr>
+        <w:trPr>
+          <w:cantSplit/>
+        </w:trPr>
+        <w:tc>
+          <w:tcPr>
+            <w:tcW w:type="dxa" w:w="1728"/>
+            <w:vAlign w:val="center"/>
+            <w:tcW w:w="1728" w:type="dxa"/>
+            <w:tcMar>
+              <w:top w:w="80" w:type="dxa"/>
+              <w:bottom w:w="80" w:type="dxa"/>
+              <w:left w:w="100" w:type="dxa"/>
+              <w:right w:w="100" w:type="dxa"/>
             </w:tcMar>
             <w:shd w:fill="FFFFFF"/>
           </w:tcPr>
@@ -1760,34 +1959,7 @@
           <w:p>
             <w:pPr>
               <w:spacing w:before="0" w:after="40" w:line="276" w:lineRule="auto"/>
-              <w:jc w:val="left"/>
-            </w:pPr>
-            <w:r>
-              <w:t>Bên A được quyền sử dụng thương mại theo giấy phép tiêu chuẩn đã mua.</w:t>
-            </w:r>
-          </w:p>
-        </w:tc>
-      </w:tr>
-      <w:tr>
-        <w:tc>
-          <w:tcPr>
-            <w:tcW w:type="dxa" w:w="2401"/>
-            <w:vAlign w:val="center"/>
-            <w:tcMar>
-              <w:top w:w="120" w:type="dxa"/>
-              <w:bottom w:w="120" w:type="dxa"/>
-              <w:left w:w="160" w:type="dxa"/>
-              <w:right w:w="160" w:type="dxa"/>
-            </w:tcMar>
-            <w:shd w:fill="F8FAFC"/>
-          </w:tcPr>
-          <w:p>
-            <w:r/>
-          </w:p>
-          <w:p>
-            <w:pPr>
-              <w:spacing w:before="0" w:after="40" w:line="276" w:lineRule="auto"/>
-              <w:jc w:val="left"/>
+              <w:jc w:val="center"/>
             </w:pPr>
             <w:r>
               <w:rPr>
@@ -1799,15 +1971,16 @@
         </w:tc>
         <w:tc>
           <w:tcPr>
-            <w:tcW w:type="dxa" w:w="2401"/>
+            <w:tcW w:type="dxa" w:w="4277"/>
             <w:vAlign w:val="center"/>
+            <w:tcW w:w="4276" w:type="dxa"/>
             <w:tcMar>
-              <w:top w:w="120" w:type="dxa"/>
-              <w:bottom w:w="120" w:type="dxa"/>
-              <w:left w:w="160" w:type="dxa"/>
-              <w:right w:w="160" w:type="dxa"/>
+              <w:top w:w="80" w:type="dxa"/>
+              <w:bottom w:w="80" w:type="dxa"/>
+              <w:left w:w="100" w:type="dxa"/>
+              <w:right w:w="100" w:type="dxa"/>
             </w:tcMar>
-            <w:shd w:fill="F8FAFC"/>
+            <w:shd w:fill="FFFFFF"/>
           </w:tcPr>
           <w:p>
             <w:r/>
@@ -1827,15 +2000,16 @@
         </w:tc>
         <w:tc>
           <w:tcPr>
-            <w:tcW w:type="dxa" w:w="2401"/>
+            <w:tcW w:type="dxa" w:w="2016"/>
             <w:vAlign w:val="center"/>
+            <w:tcW w:w="2015" w:type="dxa"/>
             <w:tcMar>
-              <w:top w:w="120" w:type="dxa"/>
-              <w:bottom w:w="120" w:type="dxa"/>
-              <w:left w:w="160" w:type="dxa"/>
-              <w:right w:w="160" w:type="dxa"/>
+              <w:top w:w="80" w:type="dxa"/>
+              <w:bottom w:w="80" w:type="dxa"/>
+              <w:left w:w="100" w:type="dxa"/>
+              <w:right w:w="100" w:type="dxa"/>
             </w:tcMar>
-            <w:shd w:fill="F8FAFC"/>
+            <w:shd w:fill="FFFFFF"/>
           </w:tcPr>
           <w:p>
             <w:r/>
@@ -1852,40 +2026,14 @@
         </w:tc>
         <w:tc>
           <w:tcPr>
-            <w:tcW w:type="dxa" w:w="2401"/>
+            <w:tcW w:type="dxa" w:w="1728"/>
             <w:vAlign w:val="center"/>
+            <w:tcW w:w="1728" w:type="dxa"/>
             <w:tcMar>
-              <w:top w:w="120" w:type="dxa"/>
-              <w:bottom w:w="120" w:type="dxa"/>
-              <w:left w:w="160" w:type="dxa"/>
-              <w:right w:w="160" w:type="dxa"/>
-            </w:tcMar>
-            <w:shd w:fill="F8FAFC"/>
-          </w:tcPr>
-          <w:p>
-            <w:r/>
-          </w:p>
-          <w:p>
-            <w:pPr>
-              <w:spacing w:before="0" w:after="40" w:line="276" w:lineRule="auto"/>
-              <w:jc w:val="left"/>
-            </w:pPr>
-            <w:r>
-              <w:t>Sử dụng phông chữ mở (Google Fonts) hoặc Bên A tự mua license thương mại.</w:t>
-            </w:r>
-          </w:p>
-        </w:tc>
-      </w:tr>
-      <w:tr>
-        <w:tc>
-          <w:tcPr>
-            <w:tcW w:type="dxa" w:w="2401"/>
-            <w:vAlign w:val="center"/>
-            <w:tcMar>
-              <w:top w:w="120" w:type="dxa"/>
-              <w:bottom w:w="120" w:type="dxa"/>
-              <w:left w:w="160" w:type="dxa"/>
-              <w:right w:w="160" w:type="dxa"/>
+              <w:top w:w="80" w:type="dxa"/>
+              <w:bottom w:w="80" w:type="dxa"/>
+              <w:left w:w="100" w:type="dxa"/>
+              <w:right w:w="100" w:type="dxa"/>
             </w:tcMar>
             <w:shd w:fill="FFFFFF"/>
           </w:tcPr>
@@ -1895,7 +2043,38 @@
           <w:p>
             <w:pPr>
               <w:spacing w:before="0" w:after="40" w:line="276" w:lineRule="auto"/>
-              <w:jc w:val="left"/>
+              <w:jc w:val="center"/>
+            </w:pPr>
+            <w:r>
+              <w:t>Sử dụng phông chữ mở (Google Fonts) hoặc Bên A tự mua license thương mại.</w:t>
+            </w:r>
+          </w:p>
+        </w:tc>
+      </w:tr>
+      <w:tr>
+        <w:trPr>
+          <w:cantSplit/>
+        </w:trPr>
+        <w:tc>
+          <w:tcPr>
+            <w:tcW w:type="dxa" w:w="1728"/>
+            <w:vAlign w:val="center"/>
+            <w:tcW w:w="1728" w:type="dxa"/>
+            <w:tcMar>
+              <w:top w:w="80" w:type="dxa"/>
+              <w:bottom w:w="80" w:type="dxa"/>
+              <w:left w:w="100" w:type="dxa"/>
+              <w:right w:w="100" w:type="dxa"/>
+            </w:tcMar>
+            <w:shd w:fill="FAFAFA"/>
+          </w:tcPr>
+          <w:p>
+            <w:r/>
+          </w:p>
+          <w:p>
+            <w:pPr>
+              <w:spacing w:before="0" w:after="40" w:line="276" w:lineRule="auto"/>
+              <w:jc w:val="center"/>
             </w:pPr>
             <w:r>
               <w:rPr>
@@ -1907,15 +2086,16 @@
         </w:tc>
         <w:tc>
           <w:tcPr>
-            <w:tcW w:type="dxa" w:w="2401"/>
+            <w:tcW w:type="dxa" w:w="4277"/>
             <w:vAlign w:val="center"/>
+            <w:tcW w:w="4276" w:type="dxa"/>
             <w:tcMar>
-              <w:top w:w="120" w:type="dxa"/>
-              <w:bottom w:w="120" w:type="dxa"/>
-              <w:left w:w="160" w:type="dxa"/>
-              <w:right w:w="160" w:type="dxa"/>
+              <w:top w:w="80" w:type="dxa"/>
+              <w:bottom w:w="80" w:type="dxa"/>
+              <w:left w:w="100" w:type="dxa"/>
+              <w:right w:w="100" w:type="dxa"/>
             </w:tcMar>
-            <w:shd w:fill="FFFFFF"/>
+            <w:shd w:fill="FAFAFA"/>
           </w:tcPr>
           <w:p>
             <w:r/>
@@ -1935,15 +2115,16 @@
         </w:tc>
         <w:tc>
           <w:tcPr>
-            <w:tcW w:type="dxa" w:w="2401"/>
+            <w:tcW w:type="dxa" w:w="2016"/>
             <w:vAlign w:val="center"/>
+            <w:tcW w:w="2015" w:type="dxa"/>
             <w:tcMar>
-              <w:top w:w="120" w:type="dxa"/>
-              <w:bottom w:w="120" w:type="dxa"/>
-              <w:left w:w="160" w:type="dxa"/>
-              <w:right w:w="160" w:type="dxa"/>
+              <w:top w:w="80" w:type="dxa"/>
+              <w:bottom w:w="80" w:type="dxa"/>
+              <w:left w:w="100" w:type="dxa"/>
+              <w:right w:w="100" w:type="dxa"/>
             </w:tcMar>
-            <w:shd w:fill="FFFFFF"/>
+            <w:shd w:fill="FAFAFA"/>
           </w:tcPr>
           <w:p>
             <w:r/>
@@ -1960,13 +2141,45 @@
         </w:tc>
         <w:tc>
           <w:tcPr>
-            <w:tcW w:type="dxa" w:w="2401"/>
+            <w:tcW w:type="dxa" w:w="1728"/>
             <w:vAlign w:val="center"/>
+            <w:tcW w:w="1728" w:type="dxa"/>
             <w:tcMar>
-              <w:top w:w="120" w:type="dxa"/>
-              <w:bottom w:w="120" w:type="dxa"/>
-              <w:left w:w="160" w:type="dxa"/>
-              <w:right w:w="160" w:type="dxa"/>
+              <w:top w:w="80" w:type="dxa"/>
+              <w:bottom w:w="80" w:type="dxa"/>
+              <w:left w:w="100" w:type="dxa"/>
+              <w:right w:w="100" w:type="dxa"/>
+            </w:tcMar>
+            <w:shd w:fill="FAFAFA"/>
+          </w:tcPr>
+          <w:p>
+            <w:r/>
+          </w:p>
+          <w:p>
+            <w:pPr>
+              <w:spacing w:before="0" w:after="40" w:line="276" w:lineRule="auto"/>
+              <w:jc w:val="center"/>
+            </w:pPr>
+            <w:r>
+              <w:t>React, Tailwind, Vite... bàn giao nguyên trạng ("AS IS") theo giấy phép MIT/Apache.</w:t>
+            </w:r>
+          </w:p>
+        </w:tc>
+      </w:tr>
+      <w:tr>
+        <w:trPr>
+          <w:cantSplit/>
+        </w:trPr>
+        <w:tc>
+          <w:tcPr>
+            <w:tcW w:type="dxa" w:w="1728"/>
+            <w:vAlign w:val="center"/>
+            <w:tcW w:w="1728" w:type="dxa"/>
+            <w:tcMar>
+              <w:top w:w="80" w:type="dxa"/>
+              <w:bottom w:w="80" w:type="dxa"/>
+              <w:left w:w="100" w:type="dxa"/>
+              <w:right w:w="100" w:type="dxa"/>
             </w:tcMar>
             <w:shd w:fill="FFFFFF"/>
           </w:tcPr>
@@ -1976,34 +2189,7 @@
           <w:p>
             <w:pPr>
               <w:spacing w:before="0" w:after="40" w:line="276" w:lineRule="auto"/>
-              <w:jc w:val="left"/>
-            </w:pPr>
-            <w:r>
-              <w:t>React, Tailwind, Vite... bàn giao nguyên trạng ("AS IS") theo giấy phép MIT/Apache.</w:t>
-            </w:r>
-          </w:p>
-        </w:tc>
-      </w:tr>
-      <w:tr>
-        <w:tc>
-          <w:tcPr>
-            <w:tcW w:type="dxa" w:w="2401"/>
-            <w:vAlign w:val="center"/>
-            <w:tcMar>
-              <w:top w:w="120" w:type="dxa"/>
-              <w:bottom w:w="120" w:type="dxa"/>
-              <w:left w:w="160" w:type="dxa"/>
-              <w:right w:w="160" w:type="dxa"/>
-            </w:tcMar>
-            <w:shd w:fill="F8FAFC"/>
-          </w:tcPr>
-          <w:p>
-            <w:r/>
-          </w:p>
-          <w:p>
-            <w:pPr>
-              <w:spacing w:before="0" w:after="40" w:line="276" w:lineRule="auto"/>
-              <w:jc w:val="left"/>
+              <w:jc w:val="center"/>
             </w:pPr>
             <w:r>
               <w:rPr>
@@ -2015,15 +2201,16 @@
         </w:tc>
         <w:tc>
           <w:tcPr>
-            <w:tcW w:type="dxa" w:w="2401"/>
+            <w:tcW w:type="dxa" w:w="4277"/>
             <w:vAlign w:val="center"/>
+            <w:tcW w:w="4276" w:type="dxa"/>
             <w:tcMar>
-              <w:top w:w="120" w:type="dxa"/>
-              <w:bottom w:w="120" w:type="dxa"/>
-              <w:left w:w="160" w:type="dxa"/>
-              <w:right w:w="160" w:type="dxa"/>
+              <w:top w:w="80" w:type="dxa"/>
+              <w:bottom w:w="80" w:type="dxa"/>
+              <w:left w:w="100" w:type="dxa"/>
+              <w:right w:w="100" w:type="dxa"/>
             </w:tcMar>
-            <w:shd w:fill="F8FAFC"/>
+            <w:shd w:fill="FFFFFF"/>
           </w:tcPr>
           <w:p>
             <w:r/>
@@ -2043,15 +2230,16 @@
         </w:tc>
         <w:tc>
           <w:tcPr>
-            <w:tcW w:type="dxa" w:w="2401"/>
+            <w:tcW w:type="dxa" w:w="2016"/>
             <w:vAlign w:val="center"/>
+            <w:tcW w:w="2015" w:type="dxa"/>
             <w:tcMar>
-              <w:top w:w="120" w:type="dxa"/>
-              <w:bottom w:w="120" w:type="dxa"/>
-              <w:left w:w="160" w:type="dxa"/>
-              <w:right w:w="160" w:type="dxa"/>
+              <w:top w:w="80" w:type="dxa"/>
+              <w:bottom w:w="80" w:type="dxa"/>
+              <w:left w:w="100" w:type="dxa"/>
+              <w:right w:w="100" w:type="dxa"/>
             </w:tcMar>
-            <w:shd w:fill="F8FAFC"/>
+            <w:shd w:fill="FFFFFF"/>
           </w:tcPr>
           <w:p>
             <w:r/>
@@ -2068,15 +2256,16 @@
         </w:tc>
         <w:tc>
           <w:tcPr>
-            <w:tcW w:type="dxa" w:w="2401"/>
+            <w:tcW w:type="dxa" w:w="1728"/>
             <w:vAlign w:val="center"/>
+            <w:tcW w:w="1728" w:type="dxa"/>
             <w:tcMar>
-              <w:top w:w="120" w:type="dxa"/>
-              <w:bottom w:w="120" w:type="dxa"/>
-              <w:left w:w="160" w:type="dxa"/>
-              <w:right w:w="160" w:type="dxa"/>
+              <w:top w:w="80" w:type="dxa"/>
+              <w:bottom w:w="80" w:type="dxa"/>
+              <w:left w:w="100" w:type="dxa"/>
+              <w:right w:w="100" w:type="dxa"/>
             </w:tcMar>
-            <w:shd w:fill="F8FAFC"/>
+            <w:shd w:fill="FFFFFF"/>
           </w:tcPr>
           <w:p>
             <w:r/>
@@ -2084,7 +2273,7 @@
           <w:p>
             <w:pPr>
               <w:spacing w:before="0" w:after="40" w:line="276" w:lineRule="auto"/>
-              <w:jc w:val="left"/>
+              <w:jc w:val="center"/>
             </w:pPr>
             <w:r>
               <w:t xml:space="preserve">Toàn bộ dữ liệu bài viết, sản phẩm, thông tin khách hàng </w:t>
@@ -2102,17 +2291,21 @@
         </w:tc>
       </w:tr>
       <w:tr>
+        <w:trPr>
+          <w:cantSplit/>
+        </w:trPr>
         <w:tc>
           <w:tcPr>
-            <w:tcW w:type="dxa" w:w="2401"/>
+            <w:tcW w:type="dxa" w:w="1728"/>
             <w:vAlign w:val="center"/>
+            <w:tcW w:w="1728" w:type="dxa"/>
             <w:tcMar>
-              <w:top w:w="120" w:type="dxa"/>
-              <w:bottom w:w="120" w:type="dxa"/>
-              <w:left w:w="160" w:type="dxa"/>
-              <w:right w:w="160" w:type="dxa"/>
+              <w:top w:w="80" w:type="dxa"/>
+              <w:bottom w:w="80" w:type="dxa"/>
+              <w:left w:w="100" w:type="dxa"/>
+              <w:right w:w="100" w:type="dxa"/>
             </w:tcMar>
-            <w:shd w:fill="FFFFFF"/>
+            <w:shd w:fill="FAFAFA"/>
           </w:tcPr>
           <w:p>
             <w:r/>
@@ -2120,7 +2313,7 @@
           <w:p>
             <w:pPr>
               <w:spacing w:before="0" w:after="40" w:line="276" w:lineRule="auto"/>
-              <w:jc w:val="left"/>
+              <w:jc w:val="center"/>
             </w:pPr>
             <w:r>
               <w:rPr>
@@ -2132,15 +2325,16 @@
         </w:tc>
         <w:tc>
           <w:tcPr>
-            <w:tcW w:type="dxa" w:w="2401"/>
+            <w:tcW w:type="dxa" w:w="4277"/>
             <w:vAlign w:val="center"/>
+            <w:tcW w:w="4276" w:type="dxa"/>
             <w:tcMar>
-              <w:top w:w="120" w:type="dxa"/>
-              <w:bottom w:w="120" w:type="dxa"/>
-              <w:left w:w="160" w:type="dxa"/>
-              <w:right w:w="160" w:type="dxa"/>
+              <w:top w:w="80" w:type="dxa"/>
+              <w:bottom w:w="80" w:type="dxa"/>
+              <w:left w:w="100" w:type="dxa"/>
+              <w:right w:w="100" w:type="dxa"/>
             </w:tcMar>
-            <w:shd w:fill="FFFFFF"/>
+            <w:shd w:fill="FAFAFA"/>
           </w:tcPr>
           <w:p>
             <w:r/>
@@ -2160,15 +2354,16 @@
         </w:tc>
         <w:tc>
           <w:tcPr>
-            <w:tcW w:type="dxa" w:w="2401"/>
+            <w:tcW w:type="dxa" w:w="2016"/>
             <w:vAlign w:val="center"/>
+            <w:tcW w:w="2015" w:type="dxa"/>
             <w:tcMar>
-              <w:top w:w="120" w:type="dxa"/>
-              <w:bottom w:w="120" w:type="dxa"/>
-              <w:left w:w="160" w:type="dxa"/>
-              <w:right w:w="160" w:type="dxa"/>
+              <w:top w:w="80" w:type="dxa"/>
+              <w:bottom w:w="80" w:type="dxa"/>
+              <w:left w:w="100" w:type="dxa"/>
+              <w:right w:w="100" w:type="dxa"/>
             </w:tcMar>
-            <w:shd w:fill="FFFFFF"/>
+            <w:shd w:fill="FAFAFA"/>
           </w:tcPr>
           <w:p>
             <w:r/>
@@ -2188,15 +2383,16 @@
         </w:tc>
         <w:tc>
           <w:tcPr>
-            <w:tcW w:type="dxa" w:w="2401"/>
+            <w:tcW w:type="dxa" w:w="1728"/>
             <w:vAlign w:val="center"/>
+            <w:tcW w:w="1728" w:type="dxa"/>
             <w:tcMar>
-              <w:top w:w="120" w:type="dxa"/>
-              <w:bottom w:w="120" w:type="dxa"/>
-              <w:left w:w="160" w:type="dxa"/>
-              <w:right w:w="160" w:type="dxa"/>
+              <w:top w:w="80" w:type="dxa"/>
+              <w:bottom w:w="80" w:type="dxa"/>
+              <w:left w:w="100" w:type="dxa"/>
+              <w:right w:w="100" w:type="dxa"/>
             </w:tcMar>
-            <w:shd w:fill="FFFFFF"/>
+            <w:shd w:fill="FAFAFA"/>
           </w:tcPr>
           <w:p>
             <w:r/>
@@ -2204,7 +2400,7 @@
           <w:p>
             <w:pPr>
               <w:spacing w:before="0" w:after="40" w:line="276" w:lineRule="auto"/>
-              <w:jc w:val="left"/>
+              <w:jc w:val="center"/>
             </w:pPr>
             <w:r>
               <w:rPr>
@@ -2226,32 +2422,22 @@
     </w:p>
     <w:p>
       <w:pPr>
-        <w:spacing w:after="120" w:before="80"/>
-      </w:pPr>
-      <w:r>
-        <w:rPr>
-          <w:color w:val="CBD5E1"/>
-        </w:rPr>
-        <w:t>―――――――――――――――――――――――――――――――――――――――――――――――――――――――</w:t>
-      </w:r>
-    </w:p>
-    <w:p>
-      <w:pPr>
-        <w:spacing w:before="160" w:after="60"/>
+        <w:spacing w:before="180" w:after="60" w:line="276" w:lineRule="auto"/>
+        <w:jc w:val="left"/>
       </w:pPr>
       <w:r>
         <w:rPr>
           <w:b/>
-          <w:color w:val="0D7647"/>
-          <w:sz w:val="23"/>
+          <w:color w:val="0F172A"/>
+          <w:sz w:val="22"/>
         </w:rPr>
         <w:t>ĐIỀU 6: BẢO HÀNH KỸ THUẬT 30 NGÀY VÀ NGHĨA VỤ LƯU TRỮ (HOSTING)</w:t>
       </w:r>
     </w:p>
     <w:p>
       <w:pPr>
-        <w:spacing w:after="80" w:before="0" w:line="276" w:lineRule="auto"/>
-        <w:jc w:val="left"/>
+        <w:spacing w:before="20" w:after="60" w:line="276" w:lineRule="auto"/>
+        <w:jc w:val="both"/>
       </w:pPr>
       <w:r>
         <w:t xml:space="preserve">6.1. </w:t>
@@ -2277,8 +2463,8 @@
     </w:p>
     <w:p>
       <w:pPr>
-        <w:spacing w:after="80" w:before="0" w:line="276" w:lineRule="auto"/>
-        <w:jc w:val="left"/>
+        <w:spacing w:before="20" w:after="60" w:line="276" w:lineRule="auto"/>
+        <w:jc w:val="both"/>
       </w:pPr>
       <w:r>
         <w:t xml:space="preserve">6.2. </w:t>
@@ -2295,121 +2481,447 @@
     </w:p>
     <w:p>
       <w:pPr>
-        <w:spacing w:after="60" w:before="20" w:line="276" w:lineRule="auto"/>
+        <w:spacing w:before="20" w:after="40" w:line="276" w:lineRule="auto"/>
         <w:ind w:left="360"/>
-        <w:jc w:val="left"/>
+        <w:jc w:val="both"/>
       </w:pPr>
       <w:r>
-        <w:t>•  Bên A tự ý chỉnh sửa mã nguồn backend, tự thay đổi bản ghi DNS làm sập kết nối;</w:t>
+        <w:t>Bên A tự ý chỉnh sửa mã nguồn backend, tự thay đổi bản ghi DNS làm sập kết nối;</w:t>
       </w:r>
     </w:p>
     <w:p>
       <w:pPr>
-        <w:spacing w:after="60" w:before="20" w:line="276" w:lineRule="auto"/>
+        <w:spacing w:before="20" w:after="40" w:line="276" w:lineRule="auto"/>
         <w:ind w:left="360"/>
-        <w:jc w:val="left"/>
+        <w:jc w:val="both"/>
       </w:pPr>
       <w:r>
-        <w:t>•  Bên A để lộ thông tin đăng nhập dẫn đến việc website bị cài mã độc phá hoại;</w:t>
+        <w:t>Bên A để lộ thông tin đăng nhập dẫn đến việc website bị cài mã độc phá hoại;</w:t>
       </w:r>
     </w:p>
     <w:p>
       <w:pPr>
-        <w:spacing w:after="60" w:before="20" w:line="276" w:lineRule="auto"/>
+        <w:spacing w:before="20" w:after="40" w:line="276" w:lineRule="auto"/>
         <w:ind w:left="360"/>
-        <w:jc w:val="left"/>
+        <w:jc w:val="both"/>
       </w:pPr>
       <w:r>
-        <w:t>•  Sự cố đứt cáp quang biển hoặc sự cố hạ tầng máy chủ toàn cầu của Cloudflare;</w:t>
+        <w:t>Sự cố đứt cáp quang biển hoặc sự cố hạ tầng máy chủ toàn cầu của Cloudflare;</w:t>
       </w:r>
     </w:p>
     <w:p>
       <w:pPr>
-        <w:spacing w:after="60" w:before="20" w:line="276" w:lineRule="auto"/>
+        <w:spacing w:before="20" w:after="40" w:line="276" w:lineRule="auto"/>
         <w:ind w:left="360"/>
-        <w:jc w:val="left"/>
+        <w:jc w:val="both"/>
       </w:pPr>
       <w:r>
-        <w:t>•  Tên miền của Bên A bị tạm khóa do Bên A quên đóng phí gia hạn cho Nhà đăng ký.</w:t>
+        <w:t>Tên miền của Bên A bị tạm khóa do Bên A quên đóng phí gia hạn cho Nhà đăng ký.</w:t>
       </w:r>
     </w:p>
     <w:p>
       <w:pPr>
-        <w:spacing w:after="120" w:before="80"/>
-      </w:pPr>
-      <w:r>
-        <w:rPr>
-          <w:color w:val="CBD5E1"/>
-        </w:rPr>
-        <w:t>―――――――――――――――――――――――――――――――――――――――――――――――――――――――</w:t>
-      </w:r>
-    </w:p>
-    <w:p>
-      <w:pPr>
-        <w:spacing w:before="160" w:after="60"/>
+        <w:spacing w:before="180" w:after="60" w:line="276" w:lineRule="auto"/>
+        <w:jc w:val="left"/>
       </w:pPr>
       <w:r>
         <w:rPr>
           <w:b/>
-          <w:color w:val="0D7647"/>
-          <w:sz w:val="23"/>
+          <w:color w:val="0F172A"/>
+          <w:sz w:val="22"/>
         </w:rPr>
         <w:t>ĐẠI DIỆN CÁC BÊN KÝ TÊN</w:t>
       </w:r>
     </w:p>
     <w:p>
       <w:pPr>
-        <w:spacing w:after="80" w:before="0" w:line="276" w:lineRule="auto"/>
-        <w:jc w:val="left"/>
+        <w:spacing w:before="20" w:after="60" w:line="276" w:lineRule="auto"/>
+        <w:jc w:val="both"/>
       </w:pPr>
       <w:r>
         <w:rPr>
-          <w:rFonts w:ascii="Consolas" w:hAnsi="Consolas"/>
-          <w:color w:val="B42828"/>
-          <w:sz w:val="20"/>
+          <w:i/>
         </w:rPr>
-      </w:r>
-      <w:r>
-        <w:t>`</w:t>
+        <w:t>(Ký, ghi rõ họ tên và đóng dấu)</w:t>
       </w:r>
     </w:p>
+    <w:tbl>
+      <w:tblPr>
+        <w:tblW w:type="auto" w:w="0"/>
+        <w:jc w:val="center"/>
+        <w:tblLook w:firstColumn="1" w:firstRow="1" w:lastColumn="0" w:lastRow="0" w:noHBand="0" w:noVBand="1" w:val="04A0"/>
+        <w:tblBorders>
+          <w:top w:val="single" w:sz="4" w:space="0" w:color="CBD5E1"/>
+          <w:bottom w:val="single" w:sz="4" w:space="0" w:color="CBD5E1"/>
+          <w:left w:val="none"/>
+          <w:right w:val="none"/>
+          <w:insideH w:val="single" w:sz="4" w:space="0" w:color="CBD5E1"/>
+          <w:insideV w:val="none"/>
+        </w:tblBorders>
+      </w:tblPr>
+      <w:tblGrid>
+        <w:gridCol w:w="4874"/>
+        <w:gridCol w:w="4874"/>
+      </w:tblGrid>
+      <w:tr>
+        <w:trPr>
+          <w:cantSplit/>
+        </w:trPr>
+        <w:tc>
+          <w:tcPr>
+            <w:tcW w:type="dxa" w:w="4867"/>
+            <w:vAlign w:val="center"/>
+            <w:tcW w:w="4867" w:type="dxa"/>
+            <w:tcMar>
+              <w:top w:w="90" w:type="dxa"/>
+              <w:bottom w:w="90" w:type="dxa"/>
+              <w:left w:w="100" w:type="dxa"/>
+              <w:right w:w="100" w:type="dxa"/>
+            </w:tcMar>
+            <w:shd w:fill="F8FAFC"/>
+          </w:tcPr>
+          <w:p>
+            <w:r/>
+          </w:p>
+          <w:p>
+            <w:pPr>
+              <w:spacing w:before="0" w:after="40" w:line="276" w:lineRule="auto"/>
+              <w:jc w:val="center"/>
+            </w:pPr>
+            <w:r>
+              <w:rPr>
+                <w:b/>
+                <w:sz w:val="20"/>
+              </w:rPr>
+              <w:t>ĐẠI DIỆN BÊN A (KHÁCH HÀNG)</w:t>
+            </w:r>
+          </w:p>
+        </w:tc>
+        <w:tc>
+          <w:tcPr>
+            <w:tcW w:type="dxa" w:w="4882"/>
+            <w:vAlign w:val="center"/>
+            <w:tcW w:w="4881" w:type="dxa"/>
+            <w:tcMar>
+              <w:top w:w="90" w:type="dxa"/>
+              <w:bottom w:w="90" w:type="dxa"/>
+              <w:left w:w="100" w:type="dxa"/>
+              <w:right w:w="100" w:type="dxa"/>
+            </w:tcMar>
+            <w:shd w:fill="F8FAFC"/>
+          </w:tcPr>
+          <w:p>
+            <w:r/>
+          </w:p>
+          <w:p>
+            <w:pPr>
+              <w:spacing w:before="0" w:after="40" w:line="276" w:lineRule="auto"/>
+              <w:jc w:val="center"/>
+            </w:pPr>
+            <w:r>
+              <w:rPr>
+                <w:b/>
+                <w:sz w:val="20"/>
+              </w:rPr>
+              <w:t>ĐẠI DIỆN BÊN B (LOCALMATE)</w:t>
+            </w:r>
+          </w:p>
+        </w:tc>
+      </w:tr>
+      <w:tr>
+        <w:trPr>
+          <w:cantSplit/>
+        </w:trPr>
+        <w:tc>
+          <w:tcPr>
+            <w:tcW w:type="dxa" w:w="4867"/>
+            <w:vAlign w:val="center"/>
+            <w:tcW w:w="4867" w:type="dxa"/>
+            <w:tcMar>
+              <w:top w:w="80" w:type="dxa"/>
+              <w:bottom w:w="80" w:type="dxa"/>
+              <w:left w:w="100" w:type="dxa"/>
+              <w:right w:w="100" w:type="dxa"/>
+            </w:tcMar>
+            <w:shd w:fill="FFFFFF"/>
+          </w:tcPr>
+          <w:p>
+            <w:r/>
+          </w:p>
+          <w:p>
+            <w:pPr>
+              <w:spacing w:before="0" w:after="40" w:line="276" w:lineRule="auto"/>
+              <w:jc w:val="left"/>
+            </w:pPr>
+            <w:r>
+              <w:rPr>
+                <w:b/>
+              </w:rPr>
+              <w:t>[TÊN_DOANH_NGHIỆP_KHÁCH_HÀNG]</w:t>
+            </w:r>
+          </w:p>
+        </w:tc>
+        <w:tc>
+          <w:tcPr>
+            <w:tcW w:type="dxa" w:w="4882"/>
+            <w:vAlign w:val="center"/>
+            <w:tcW w:w="4881" w:type="dxa"/>
+            <w:tcMar>
+              <w:top w:w="80" w:type="dxa"/>
+              <w:bottom w:w="80" w:type="dxa"/>
+              <w:left w:w="100" w:type="dxa"/>
+              <w:right w:w="100" w:type="dxa"/>
+            </w:tcMar>
+            <w:shd w:fill="FFFFFF"/>
+          </w:tcPr>
+          <w:p>
+            <w:r/>
+          </w:p>
+          <w:p>
+            <w:pPr>
+              <w:spacing w:before="0" w:after="40" w:line="276" w:lineRule="auto"/>
+              <w:jc w:val="left"/>
+            </w:pPr>
+            <w:r>
+              <w:rPr>
+                <w:b/>
+              </w:rPr>
+              <w:t>[LOCALMATE_LEGAL_NAME]</w:t>
+            </w:r>
+          </w:p>
+        </w:tc>
+      </w:tr>
+      <w:tr>
+        <w:trPr>
+          <w:cantSplit/>
+        </w:trPr>
+        <w:tc>
+          <w:tcPr>
+            <w:tcW w:type="dxa" w:w="4867"/>
+            <w:vAlign w:val="center"/>
+            <w:tcW w:w="4867" w:type="dxa"/>
+            <w:tcMar>
+              <w:top w:w="80" w:type="dxa"/>
+              <w:bottom w:w="80" w:type="dxa"/>
+              <w:left w:w="100" w:type="dxa"/>
+              <w:right w:w="100" w:type="dxa"/>
+            </w:tcMar>
+            <w:shd w:fill="FAFAFA"/>
+          </w:tcPr>
+          <w:p>
+            <w:r/>
+          </w:p>
+          <w:p>
+            <w:pPr>
+              <w:spacing w:before="0" w:after="40" w:line="276" w:lineRule="auto"/>
+              <w:jc w:val="left"/>
+            </w:pPr>
+            <w:r>
+              <w:rPr>
+                <w:i/>
+              </w:rPr>
+              <w:t>(Ký tên, đóng dấu hoặc Ký số điện tử)</w:t>
+            </w:r>
+          </w:p>
+        </w:tc>
+        <w:tc>
+          <w:tcPr>
+            <w:tcW w:type="dxa" w:w="4882"/>
+            <w:vAlign w:val="center"/>
+            <w:tcW w:w="4881" w:type="dxa"/>
+            <w:tcMar>
+              <w:top w:w="80" w:type="dxa"/>
+              <w:bottom w:w="80" w:type="dxa"/>
+              <w:left w:w="100" w:type="dxa"/>
+              <w:right w:w="100" w:type="dxa"/>
+            </w:tcMar>
+            <w:shd w:fill="FAFAFA"/>
+          </w:tcPr>
+          <w:p>
+            <w:r/>
+          </w:p>
+          <w:p>
+            <w:pPr>
+              <w:spacing w:before="0" w:after="40" w:line="276" w:lineRule="auto"/>
+              <w:jc w:val="left"/>
+            </w:pPr>
+            <w:r>
+              <w:rPr>
+                <w:i/>
+              </w:rPr>
+              <w:t>(Ký tên, đóng dấu hoặc Ký số điện tử)</w:t>
+            </w:r>
+          </w:p>
+        </w:tc>
+      </w:tr>
+      <w:tr>
+        <w:trPr>
+          <w:cantSplit/>
+        </w:trPr>
+        <w:tc>
+          <w:tcPr>
+            <w:tcW w:type="dxa" w:w="4867"/>
+            <w:vAlign w:val="center"/>
+            <w:tcW w:w="4867" w:type="dxa"/>
+            <w:tcMar>
+              <w:top w:w="80" w:type="dxa"/>
+              <w:bottom w:w="80" w:type="dxa"/>
+              <w:left w:w="100" w:type="dxa"/>
+              <w:right w:w="100" w:type="dxa"/>
+            </w:tcMar>
+            <w:shd w:fill="FFFFFF"/>
+          </w:tcPr>
+          <w:p>
+            <w:r/>
+          </w:p>
+        </w:tc>
+        <w:tc>
+          <w:tcPr>
+            <w:tcW w:type="dxa" w:w="4882"/>
+            <w:vAlign w:val="center"/>
+            <w:tcW w:w="4881" w:type="dxa"/>
+            <w:tcMar>
+              <w:top w:w="80" w:type="dxa"/>
+              <w:bottom w:w="80" w:type="dxa"/>
+              <w:left w:w="100" w:type="dxa"/>
+              <w:right w:w="100" w:type="dxa"/>
+            </w:tcMar>
+            <w:shd w:fill="FFFFFF"/>
+          </w:tcPr>
+          <w:p>
+            <w:r/>
+          </w:p>
+        </w:tc>
+      </w:tr>
+      <w:tr>
+        <w:trPr>
+          <w:cantSplit/>
+        </w:trPr>
+        <w:tc>
+          <w:tcPr>
+            <w:tcW w:type="dxa" w:w="4867"/>
+            <w:vAlign w:val="center"/>
+            <w:tcW w:w="4867" w:type="dxa"/>
+            <w:tcMar>
+              <w:top w:w="80" w:type="dxa"/>
+              <w:bottom w:w="80" w:type="dxa"/>
+              <w:left w:w="100" w:type="dxa"/>
+              <w:right w:w="100" w:type="dxa"/>
+            </w:tcMar>
+            <w:shd w:fill="FAFAFA"/>
+          </w:tcPr>
+          <w:p>
+            <w:r/>
+          </w:p>
+          <w:p>
+            <w:pPr>
+              <w:spacing w:before="0" w:after="40" w:line="276" w:lineRule="auto"/>
+              <w:jc w:val="left"/>
+            </w:pPr>
+            <w:r>
+              <w:rPr>
+                <w:b/>
+              </w:rPr>
+              <w:t>[ĐẠI_DIỆN_KHÁCH_HÀNG]</w:t>
+            </w:r>
+          </w:p>
+        </w:tc>
+        <w:tc>
+          <w:tcPr>
+            <w:tcW w:type="dxa" w:w="4882"/>
+            <w:vAlign w:val="center"/>
+            <w:tcW w:w="4881" w:type="dxa"/>
+            <w:tcMar>
+              <w:top w:w="80" w:type="dxa"/>
+              <w:bottom w:w="80" w:type="dxa"/>
+              <w:left w:w="100" w:type="dxa"/>
+              <w:right w:w="100" w:type="dxa"/>
+            </w:tcMar>
+            <w:shd w:fill="FAFAFA"/>
+          </w:tcPr>
+          <w:p>
+            <w:r/>
+          </w:p>
+          <w:p>
+            <w:pPr>
+              <w:spacing w:before="0" w:after="40" w:line="276" w:lineRule="auto"/>
+              <w:jc w:val="left"/>
+            </w:pPr>
+            <w:r>
+              <w:rPr>
+                <w:b/>
+              </w:rPr>
+              <w:t>[REPRESENTATIVE]</w:t>
+            </w:r>
+          </w:p>
+        </w:tc>
+      </w:tr>
+      <w:tr>
+        <w:trPr>
+          <w:cantSplit/>
+        </w:trPr>
+        <w:tc>
+          <w:tcPr>
+            <w:tcW w:type="dxa" w:w="4867"/>
+            <w:vAlign w:val="center"/>
+            <w:tcW w:w="4867" w:type="dxa"/>
+            <w:tcMar>
+              <w:top w:w="80" w:type="dxa"/>
+              <w:bottom w:w="80" w:type="dxa"/>
+              <w:left w:w="100" w:type="dxa"/>
+              <w:right w:w="100" w:type="dxa"/>
+            </w:tcMar>
+            <w:shd w:fill="FFFFFF"/>
+          </w:tcPr>
+          <w:p>
+            <w:r/>
+          </w:p>
+          <w:p>
+            <w:pPr>
+              <w:spacing w:before="0" w:after="40" w:line="276" w:lineRule="auto"/>
+              <w:jc w:val="left"/>
+            </w:pPr>
+            <w:r>
+              <w:t>Chức vụ: [CHỨC_VỤ_KHÁCH_HÀNG]</w:t>
+            </w:r>
+          </w:p>
+        </w:tc>
+        <w:tc>
+          <w:tcPr>
+            <w:tcW w:type="dxa" w:w="4882"/>
+            <w:vAlign w:val="center"/>
+            <w:tcW w:w="4881" w:type="dxa"/>
+            <w:tcMar>
+              <w:top w:w="80" w:type="dxa"/>
+              <w:bottom w:w="80" w:type="dxa"/>
+              <w:left w:w="100" w:type="dxa"/>
+              <w:right w:w="100" w:type="dxa"/>
+            </w:tcMar>
+            <w:shd w:fill="FFFFFF"/>
+          </w:tcPr>
+          <w:p>
+            <w:r/>
+          </w:p>
+          <w:p>
+            <w:pPr>
+              <w:spacing w:before="0" w:after="40" w:line="276" w:lineRule="auto"/>
+              <w:jc w:val="left"/>
+            </w:pPr>
+            <w:r>
+              <w:t>Chức vụ: [TITLE]</w:t>
+            </w:r>
+          </w:p>
+        </w:tc>
+      </w:tr>
+    </w:tbl>
     <w:p>
       <w:pPr>
-        <w:spacing w:after="80" w:before="0" w:line="276" w:lineRule="auto"/>
-        <w:jc w:val="left"/>
+        <w:spacing w:before="0" w:after="80"/>
       </w:pPr>
-      <w:r>
-        <w:t xml:space="preserve">             ĐẠI DIỆN BÊN A                                   ĐẠI DIỆN BÊN B</w:t>
-      </w:r>
-    </w:p>
-    <w:p>
-      <w:pPr>
-        <w:spacing w:after="80" w:before="0" w:line="276" w:lineRule="auto"/>
-        <w:jc w:val="left"/>
-      </w:pPr>
-      <w:r>
-        <w:t xml:space="preserve">  (Ký tên, đóng dấu hoặc Ký số điện tử)             (Ký tên, đóng dấu hoặc Ký số điện tử)</w:t>
-      </w:r>
-    </w:p>
-    <w:p>
-      <w:pPr>
-        <w:spacing w:after="80" w:before="0" w:line="276" w:lineRule="auto"/>
-        <w:jc w:val="left"/>
-      </w:pPr>
-      <w:r>
-        <w:rPr>
-          <w:rFonts w:ascii="Consolas" w:hAnsi="Consolas"/>
-          <w:color w:val="B42828"/>
-          <w:sz w:val="20"/>
-        </w:rPr>
-      </w:r>
-      <w:r>
-        <w:t>`</w:t>
-      </w:r>
     </w:p>
     <w:sectPr>
       <w:pgSz w:w="11909" w:h="16834"/>
-      <w:pgMar w:top="1152" w:right="1152" w:bottom="1152" w:left="1152" w:header="720" w:footer="720" w:gutter="0"/>
+      <w:pgMar w:top="1138" w:right="936" w:bottom="1138" w:left="1224" w:header="720" w:footer="720" w:gutter="0"/>
       <w:cols w:space="720"/>
       <w:docGrid w:linePitch="360"/>
     </w:sectPr>
@@ -2782,7 +3294,7 @@
     <w:rsid w:val="00FC693F"/>
     <w:rPr>
       <w:rFonts w:ascii="Times New Roman" w:hAnsi="Times New Roman"/>
-      <w:color w:val="1E293B"/>
+      <w:color w:val="0F172A"/>
       <w:sz w:val="22"/>
     </w:rPr>
   </w:style>
